--- a/Tops-Traning/Front-end/Javascript/Assignment/Module 17) Javascript For Full Stack Assignment/Theory/JavaScript Essentials And Advanced.docx
+++ b/Tops-Traning/Front-end/Javascript/Assignment/Module 17) Javascript For Full Stack Assignment/Theory/JavaScript Essentials And Advanced.docx
@@ -13483,32 +13483,853 @@
     <w:p>
       <w:pPr>
         <w:spacing w:before="0" w:after="200" w:line="276"/>
-        <w:ind w:right="0" w:left="0" w:firstLine="0"/>
-        <w:jc w:val="left"/>
-        <w:rPr>
-          <w:rFonts w:ascii="Calibri" w:hAnsi="Calibri" w:cs="Calibri" w:eastAsia="Calibri"/>
-          <w:color w:val="auto"/>
-          <w:spacing w:val="0"/>
-          <w:position w:val="0"/>
-          <w:sz w:val="28"/>
-          <w:shd w:fill="auto" w:val="clear"/>
-        </w:rPr>
-      </w:pPr>
-    </w:p>
-    <w:p>
-      <w:pPr>
-        <w:spacing w:before="0" w:after="200" w:line="276"/>
-        <w:ind w:right="0" w:left="0" w:firstLine="0"/>
-        <w:jc w:val="left"/>
-        <w:rPr>
-          <w:rFonts w:ascii="Calibri" w:hAnsi="Calibri" w:cs="Calibri" w:eastAsia="Calibri"/>
-          <w:color w:val="auto"/>
-          <w:spacing w:val="0"/>
-          <w:position w:val="0"/>
-          <w:sz w:val="28"/>
-          <w:shd w:fill="auto" w:val="clear"/>
-        </w:rPr>
-      </w:pPr>
+        <w:ind w:right="0" w:left="720" w:firstLine="0"/>
+        <w:jc w:val="left"/>
+        <w:rPr>
+          <w:rFonts w:ascii="Calibri" w:hAnsi="Calibri" w:cs="Calibri" w:eastAsia="Calibri"/>
+          <w:color w:val="auto"/>
+          <w:spacing w:val="0"/>
+          <w:position w:val="0"/>
+          <w:sz w:val="28"/>
+          <w:shd w:fill="auto" w:val="clear"/>
+        </w:rPr>
+      </w:pPr>
+      <w:r>
+        <w:rPr>
+          <w:rFonts w:ascii="Calibri" w:hAnsi="Calibri" w:cs="Calibri" w:eastAsia="Calibri"/>
+          <w:color w:val="auto"/>
+          <w:spacing w:val="0"/>
+          <w:position w:val="0"/>
+          <w:sz w:val="28"/>
+          <w:shd w:fill="auto" w:val="clear"/>
+        </w:rPr>
+        <w:t xml:space="preserve">1. getElementById()</w:t>
+      </w:r>
+    </w:p>
+    <w:p>
+      <w:pPr>
+        <w:spacing w:before="0" w:after="200" w:line="276"/>
+        <w:ind w:right="0" w:left="1440" w:firstLine="0"/>
+        <w:jc w:val="left"/>
+        <w:rPr>
+          <w:rFonts w:ascii="Calibri" w:hAnsi="Calibri" w:cs="Calibri" w:eastAsia="Calibri"/>
+          <w:color w:val="auto"/>
+          <w:spacing w:val="0"/>
+          <w:position w:val="0"/>
+          <w:sz w:val="28"/>
+          <w:shd w:fill="auto" w:val="clear"/>
+        </w:rPr>
+      </w:pPr>
+      <w:r>
+        <w:rPr>
+          <w:rFonts w:ascii="Calibri" w:hAnsi="Calibri" w:cs="Calibri" w:eastAsia="Calibri"/>
+          <w:color w:val="auto"/>
+          <w:spacing w:val="0"/>
+          <w:position w:val="0"/>
+          <w:sz w:val="28"/>
+          <w:shd w:fill="auto" w:val="clear"/>
+        </w:rPr>
+        <w:t xml:space="preserve">Used to select an element by its id.</w:t>
+      </w:r>
+    </w:p>
+    <w:p>
+      <w:pPr>
+        <w:spacing w:before="0" w:after="200" w:line="276"/>
+        <w:ind w:right="0" w:left="1440" w:firstLine="0"/>
+        <w:jc w:val="left"/>
+        <w:rPr>
+          <w:rFonts w:ascii="Calibri" w:hAnsi="Calibri" w:cs="Calibri" w:eastAsia="Calibri"/>
+          <w:color w:val="auto"/>
+          <w:spacing w:val="0"/>
+          <w:position w:val="0"/>
+          <w:sz w:val="28"/>
+          <w:shd w:fill="auto" w:val="clear"/>
+        </w:rPr>
+      </w:pPr>
+      <w:r>
+        <w:rPr>
+          <w:rFonts w:ascii="Calibri" w:hAnsi="Calibri" w:cs="Calibri" w:eastAsia="Calibri"/>
+          <w:color w:val="auto"/>
+          <w:spacing w:val="0"/>
+          <w:position w:val="0"/>
+          <w:sz w:val="28"/>
+          <w:shd w:fill="auto" w:val="clear"/>
+        </w:rPr>
+        <w:t xml:space="preserve">Returns a single element.</w:t>
+      </w:r>
+    </w:p>
+    <w:p>
+      <w:pPr>
+        <w:spacing w:before="0" w:after="200" w:line="276"/>
+        <w:ind w:right="0" w:left="1440" w:firstLine="0"/>
+        <w:jc w:val="left"/>
+        <w:rPr>
+          <w:rFonts w:ascii="Calibri" w:hAnsi="Calibri" w:cs="Calibri" w:eastAsia="Calibri"/>
+          <w:color w:val="auto"/>
+          <w:spacing w:val="0"/>
+          <w:position w:val="0"/>
+          <w:sz w:val="28"/>
+          <w:shd w:fill="auto" w:val="clear"/>
+        </w:rPr>
+      </w:pPr>
+      <w:r>
+        <w:rPr>
+          <w:rFonts w:ascii="Calibri" w:hAnsi="Calibri" w:cs="Calibri" w:eastAsia="Calibri"/>
+          <w:color w:val="auto"/>
+          <w:spacing w:val="0"/>
+          <w:position w:val="0"/>
+          <w:sz w:val="28"/>
+          <w:shd w:fill="auto" w:val="clear"/>
+        </w:rPr>
+        <w:t xml:space="preserve">Example:</w:t>
+      </w:r>
+    </w:p>
+    <w:p>
+      <w:pPr>
+        <w:spacing w:before="0" w:after="200" w:line="276"/>
+        <w:ind w:right="0" w:left="1440" w:firstLine="0"/>
+        <w:jc w:val="left"/>
+        <w:rPr>
+          <w:rFonts w:ascii="Calibri" w:hAnsi="Calibri" w:cs="Calibri" w:eastAsia="Calibri"/>
+          <w:color w:val="auto"/>
+          <w:spacing w:val="0"/>
+          <w:position w:val="0"/>
+          <w:sz w:val="28"/>
+          <w:shd w:fill="auto" w:val="clear"/>
+        </w:rPr>
+      </w:pPr>
+      <w:r>
+        <w:rPr>
+          <w:rFonts w:ascii="Calibri" w:hAnsi="Calibri" w:cs="Calibri" w:eastAsia="Calibri"/>
+          <w:color w:val="auto"/>
+          <w:spacing w:val="0"/>
+          <w:position w:val="0"/>
+          <w:sz w:val="28"/>
+          <w:shd w:fill="auto" w:val="clear"/>
+        </w:rPr>
+        <w:t xml:space="preserve">&lt;p id="demo"&gt;Hello&lt;/p&gt;</w:t>
+      </w:r>
+    </w:p>
+    <w:p>
+      <w:pPr>
+        <w:spacing w:before="0" w:after="200" w:line="276"/>
+        <w:ind w:right="0" w:left="1440" w:firstLine="0"/>
+        <w:jc w:val="left"/>
+        <w:rPr>
+          <w:rFonts w:ascii="Calibri" w:hAnsi="Calibri" w:cs="Calibri" w:eastAsia="Calibri"/>
+          <w:color w:val="auto"/>
+          <w:spacing w:val="0"/>
+          <w:position w:val="0"/>
+          <w:sz w:val="28"/>
+          <w:shd w:fill="auto" w:val="clear"/>
+        </w:rPr>
+      </w:pPr>
+    </w:p>
+    <w:p>
+      <w:pPr>
+        <w:spacing w:before="0" w:after="200" w:line="276"/>
+        <w:ind w:right="0" w:left="1440" w:firstLine="0"/>
+        <w:jc w:val="left"/>
+        <w:rPr>
+          <w:rFonts w:ascii="Calibri" w:hAnsi="Calibri" w:cs="Calibri" w:eastAsia="Calibri"/>
+          <w:color w:val="auto"/>
+          <w:spacing w:val="0"/>
+          <w:position w:val="0"/>
+          <w:sz w:val="28"/>
+          <w:shd w:fill="auto" w:val="clear"/>
+        </w:rPr>
+      </w:pPr>
+      <w:r>
+        <w:rPr>
+          <w:rFonts w:ascii="Calibri" w:hAnsi="Calibri" w:cs="Calibri" w:eastAsia="Calibri"/>
+          <w:color w:val="auto"/>
+          <w:spacing w:val="0"/>
+          <w:position w:val="0"/>
+          <w:sz w:val="28"/>
+          <w:shd w:fill="auto" w:val="clear"/>
+        </w:rPr>
+        <w:t xml:space="preserve">&lt;script&gt;</w:t>
+      </w:r>
+    </w:p>
+    <w:p>
+      <w:pPr>
+        <w:spacing w:before="0" w:after="200" w:line="276"/>
+        <w:ind w:right="0" w:left="1440" w:firstLine="0"/>
+        <w:jc w:val="left"/>
+        <w:rPr>
+          <w:rFonts w:ascii="Calibri" w:hAnsi="Calibri" w:cs="Calibri" w:eastAsia="Calibri"/>
+          <w:color w:val="auto"/>
+          <w:spacing w:val="0"/>
+          <w:position w:val="0"/>
+          <w:sz w:val="28"/>
+          <w:shd w:fill="auto" w:val="clear"/>
+        </w:rPr>
+      </w:pPr>
+      <w:r>
+        <w:rPr>
+          <w:rFonts w:ascii="Calibri" w:hAnsi="Calibri" w:cs="Calibri" w:eastAsia="Calibri"/>
+          <w:color w:val="auto"/>
+          <w:spacing w:val="0"/>
+          <w:position w:val="0"/>
+          <w:sz w:val="28"/>
+          <w:shd w:fill="auto" w:val="clear"/>
+        </w:rPr>
+        <w:t xml:space="preserve">let text = document.getElementById("demo");</w:t>
+      </w:r>
+    </w:p>
+    <w:p>
+      <w:pPr>
+        <w:spacing w:before="0" w:after="200" w:line="276"/>
+        <w:ind w:right="0" w:left="1440" w:firstLine="0"/>
+        <w:jc w:val="left"/>
+        <w:rPr>
+          <w:rFonts w:ascii="Calibri" w:hAnsi="Calibri" w:cs="Calibri" w:eastAsia="Calibri"/>
+          <w:color w:val="auto"/>
+          <w:spacing w:val="0"/>
+          <w:position w:val="0"/>
+          <w:sz w:val="28"/>
+          <w:shd w:fill="auto" w:val="clear"/>
+        </w:rPr>
+      </w:pPr>
+      <w:r>
+        <w:rPr>
+          <w:rFonts w:ascii="Calibri" w:hAnsi="Calibri" w:cs="Calibri" w:eastAsia="Calibri"/>
+          <w:color w:val="auto"/>
+          <w:spacing w:val="0"/>
+          <w:position w:val="0"/>
+          <w:sz w:val="28"/>
+          <w:shd w:fill="auto" w:val="clear"/>
+        </w:rPr>
+        <w:t xml:space="preserve">console.log(text);</w:t>
+      </w:r>
+    </w:p>
+    <w:p>
+      <w:pPr>
+        <w:spacing w:before="0" w:after="200" w:line="276"/>
+        <w:ind w:right="0" w:left="1440" w:firstLine="0"/>
+        <w:jc w:val="left"/>
+        <w:rPr>
+          <w:rFonts w:ascii="Calibri" w:hAnsi="Calibri" w:cs="Calibri" w:eastAsia="Calibri"/>
+          <w:color w:val="auto"/>
+          <w:spacing w:val="0"/>
+          <w:position w:val="0"/>
+          <w:sz w:val="28"/>
+          <w:shd w:fill="auto" w:val="clear"/>
+        </w:rPr>
+      </w:pPr>
+      <w:r>
+        <w:rPr>
+          <w:rFonts w:ascii="Calibri" w:hAnsi="Calibri" w:cs="Calibri" w:eastAsia="Calibri"/>
+          <w:color w:val="auto"/>
+          <w:spacing w:val="0"/>
+          <w:position w:val="0"/>
+          <w:sz w:val="28"/>
+          <w:shd w:fill="auto" w:val="clear"/>
+        </w:rPr>
+        <w:t xml:space="preserve">&lt;/script&gt;</w:t>
+      </w:r>
+    </w:p>
+    <w:p>
+      <w:pPr>
+        <w:spacing w:before="0" w:after="200" w:line="276"/>
+        <w:ind w:right="0" w:left="720" w:firstLine="0"/>
+        <w:jc w:val="left"/>
+        <w:rPr>
+          <w:rFonts w:ascii="Calibri" w:hAnsi="Calibri" w:cs="Calibri" w:eastAsia="Calibri"/>
+          <w:color w:val="auto"/>
+          <w:spacing w:val="0"/>
+          <w:position w:val="0"/>
+          <w:sz w:val="28"/>
+          <w:shd w:fill="auto" w:val="clear"/>
+        </w:rPr>
+      </w:pPr>
+      <w:r>
+        <w:rPr>
+          <w:rFonts w:ascii="Calibri" w:hAnsi="Calibri" w:cs="Calibri" w:eastAsia="Calibri"/>
+          <w:color w:val="auto"/>
+          <w:spacing w:val="0"/>
+          <w:position w:val="0"/>
+          <w:sz w:val="28"/>
+          <w:shd w:fill="auto" w:val="clear"/>
+        </w:rPr>
+        <w:t xml:space="preserve">2. getElementsByClassName()</w:t>
+      </w:r>
+    </w:p>
+    <w:p>
+      <w:pPr>
+        <w:spacing w:before="0" w:after="200" w:line="276"/>
+        <w:ind w:right="0" w:left="1440" w:firstLine="0"/>
+        <w:jc w:val="left"/>
+        <w:rPr>
+          <w:rFonts w:ascii="Calibri" w:hAnsi="Calibri" w:cs="Calibri" w:eastAsia="Calibri"/>
+          <w:color w:val="auto"/>
+          <w:spacing w:val="0"/>
+          <w:position w:val="0"/>
+          <w:sz w:val="28"/>
+          <w:shd w:fill="auto" w:val="clear"/>
+        </w:rPr>
+      </w:pPr>
+      <w:r>
+        <w:rPr>
+          <w:rFonts w:ascii="Calibri" w:hAnsi="Calibri" w:cs="Calibri" w:eastAsia="Calibri"/>
+          <w:color w:val="auto"/>
+          <w:spacing w:val="0"/>
+          <w:position w:val="0"/>
+          <w:sz w:val="28"/>
+          <w:shd w:fill="auto" w:val="clear"/>
+        </w:rPr>
+        <w:t xml:space="preserve">Used to select elements by class name.</w:t>
+      </w:r>
+    </w:p>
+    <w:p>
+      <w:pPr>
+        <w:spacing w:before="0" w:after="200" w:line="276"/>
+        <w:ind w:right="0" w:left="1440" w:firstLine="0"/>
+        <w:jc w:val="left"/>
+        <w:rPr>
+          <w:rFonts w:ascii="Calibri" w:hAnsi="Calibri" w:cs="Calibri" w:eastAsia="Calibri"/>
+          <w:color w:val="auto"/>
+          <w:spacing w:val="0"/>
+          <w:position w:val="0"/>
+          <w:sz w:val="28"/>
+          <w:shd w:fill="auto" w:val="clear"/>
+        </w:rPr>
+      </w:pPr>
+      <w:r>
+        <w:rPr>
+          <w:rFonts w:ascii="Calibri" w:hAnsi="Calibri" w:cs="Calibri" w:eastAsia="Calibri"/>
+          <w:color w:val="auto"/>
+          <w:spacing w:val="0"/>
+          <w:position w:val="0"/>
+          <w:sz w:val="28"/>
+          <w:shd w:fill="auto" w:val="clear"/>
+        </w:rPr>
+        <w:t xml:space="preserve">Returns multiple elements as a collection.</w:t>
+      </w:r>
+    </w:p>
+    <w:p>
+      <w:pPr>
+        <w:spacing w:before="0" w:after="200" w:line="276"/>
+        <w:ind w:right="0" w:left="1440" w:firstLine="0"/>
+        <w:jc w:val="left"/>
+        <w:rPr>
+          <w:rFonts w:ascii="Calibri" w:hAnsi="Calibri" w:cs="Calibri" w:eastAsia="Calibri"/>
+          <w:color w:val="auto"/>
+          <w:spacing w:val="0"/>
+          <w:position w:val="0"/>
+          <w:sz w:val="28"/>
+          <w:shd w:fill="auto" w:val="clear"/>
+        </w:rPr>
+      </w:pPr>
+      <w:r>
+        <w:rPr>
+          <w:rFonts w:ascii="Calibri" w:hAnsi="Calibri" w:cs="Calibri" w:eastAsia="Calibri"/>
+          <w:color w:val="auto"/>
+          <w:spacing w:val="0"/>
+          <w:position w:val="0"/>
+          <w:sz w:val="28"/>
+          <w:shd w:fill="auto" w:val="clear"/>
+        </w:rPr>
+        <w:t xml:space="preserve">Example:</w:t>
+      </w:r>
+    </w:p>
+    <w:p>
+      <w:pPr>
+        <w:spacing w:before="0" w:after="200" w:line="276"/>
+        <w:ind w:right="0" w:left="1440" w:firstLine="0"/>
+        <w:jc w:val="left"/>
+        <w:rPr>
+          <w:rFonts w:ascii="Calibri" w:hAnsi="Calibri" w:cs="Calibri" w:eastAsia="Calibri"/>
+          <w:color w:val="auto"/>
+          <w:spacing w:val="0"/>
+          <w:position w:val="0"/>
+          <w:sz w:val="28"/>
+          <w:shd w:fill="auto" w:val="clear"/>
+        </w:rPr>
+      </w:pPr>
+      <w:r>
+        <w:rPr>
+          <w:rFonts w:ascii="Calibri" w:hAnsi="Calibri" w:cs="Calibri" w:eastAsia="Calibri"/>
+          <w:color w:val="auto"/>
+          <w:spacing w:val="0"/>
+          <w:position w:val="0"/>
+          <w:sz w:val="28"/>
+          <w:shd w:fill="auto" w:val="clear"/>
+        </w:rPr>
+        <w:t xml:space="preserve">&lt;p class="test"&gt;One&lt;/p&gt;</w:t>
+      </w:r>
+    </w:p>
+    <w:p>
+      <w:pPr>
+        <w:spacing w:before="0" w:after="200" w:line="276"/>
+        <w:ind w:right="0" w:left="1440" w:firstLine="0"/>
+        <w:jc w:val="left"/>
+        <w:rPr>
+          <w:rFonts w:ascii="Calibri" w:hAnsi="Calibri" w:cs="Calibri" w:eastAsia="Calibri"/>
+          <w:color w:val="auto"/>
+          <w:spacing w:val="0"/>
+          <w:position w:val="0"/>
+          <w:sz w:val="28"/>
+          <w:shd w:fill="auto" w:val="clear"/>
+        </w:rPr>
+      </w:pPr>
+      <w:r>
+        <w:rPr>
+          <w:rFonts w:ascii="Calibri" w:hAnsi="Calibri" w:cs="Calibri" w:eastAsia="Calibri"/>
+          <w:color w:val="auto"/>
+          <w:spacing w:val="0"/>
+          <w:position w:val="0"/>
+          <w:sz w:val="28"/>
+          <w:shd w:fill="auto" w:val="clear"/>
+        </w:rPr>
+        <w:t xml:space="preserve">&lt;p class="test"&gt;Two&lt;/p&gt;</w:t>
+      </w:r>
+    </w:p>
+    <w:p>
+      <w:pPr>
+        <w:spacing w:before="0" w:after="200" w:line="276"/>
+        <w:ind w:right="0" w:left="1440" w:firstLine="0"/>
+        <w:jc w:val="left"/>
+        <w:rPr>
+          <w:rFonts w:ascii="Calibri" w:hAnsi="Calibri" w:cs="Calibri" w:eastAsia="Calibri"/>
+          <w:color w:val="auto"/>
+          <w:spacing w:val="0"/>
+          <w:position w:val="0"/>
+          <w:sz w:val="28"/>
+          <w:shd w:fill="auto" w:val="clear"/>
+        </w:rPr>
+      </w:pPr>
+    </w:p>
+    <w:p>
+      <w:pPr>
+        <w:spacing w:before="0" w:after="200" w:line="276"/>
+        <w:ind w:right="0" w:left="1440" w:firstLine="0"/>
+        <w:jc w:val="left"/>
+        <w:rPr>
+          <w:rFonts w:ascii="Calibri" w:hAnsi="Calibri" w:cs="Calibri" w:eastAsia="Calibri"/>
+          <w:color w:val="auto"/>
+          <w:spacing w:val="0"/>
+          <w:position w:val="0"/>
+          <w:sz w:val="28"/>
+          <w:shd w:fill="auto" w:val="clear"/>
+        </w:rPr>
+      </w:pPr>
+      <w:r>
+        <w:rPr>
+          <w:rFonts w:ascii="Calibri" w:hAnsi="Calibri" w:cs="Calibri" w:eastAsia="Calibri"/>
+          <w:color w:val="auto"/>
+          <w:spacing w:val="0"/>
+          <w:position w:val="0"/>
+          <w:sz w:val="28"/>
+          <w:shd w:fill="auto" w:val="clear"/>
+        </w:rPr>
+        <w:t xml:space="preserve">&lt;script&gt;</w:t>
+      </w:r>
+    </w:p>
+    <w:p>
+      <w:pPr>
+        <w:spacing w:before="0" w:after="200" w:line="276"/>
+        <w:ind w:right="0" w:left="1440" w:firstLine="0"/>
+        <w:jc w:val="left"/>
+        <w:rPr>
+          <w:rFonts w:ascii="Calibri" w:hAnsi="Calibri" w:cs="Calibri" w:eastAsia="Calibri"/>
+          <w:color w:val="auto"/>
+          <w:spacing w:val="0"/>
+          <w:position w:val="0"/>
+          <w:sz w:val="28"/>
+          <w:shd w:fill="auto" w:val="clear"/>
+        </w:rPr>
+      </w:pPr>
+      <w:r>
+        <w:rPr>
+          <w:rFonts w:ascii="Calibri" w:hAnsi="Calibri" w:cs="Calibri" w:eastAsia="Calibri"/>
+          <w:color w:val="auto"/>
+          <w:spacing w:val="0"/>
+          <w:position w:val="0"/>
+          <w:sz w:val="28"/>
+          <w:shd w:fill="auto" w:val="clear"/>
+        </w:rPr>
+        <w:t xml:space="preserve">let data = document.getElementsByClassName("test");</w:t>
+      </w:r>
+    </w:p>
+    <w:p>
+      <w:pPr>
+        <w:spacing w:before="0" w:after="200" w:line="276"/>
+        <w:ind w:right="0" w:left="1440" w:firstLine="0"/>
+        <w:jc w:val="left"/>
+        <w:rPr>
+          <w:rFonts w:ascii="Calibri" w:hAnsi="Calibri" w:cs="Calibri" w:eastAsia="Calibri"/>
+          <w:color w:val="auto"/>
+          <w:spacing w:val="0"/>
+          <w:position w:val="0"/>
+          <w:sz w:val="28"/>
+          <w:shd w:fill="auto" w:val="clear"/>
+        </w:rPr>
+      </w:pPr>
+      <w:r>
+        <w:rPr>
+          <w:rFonts w:ascii="Calibri" w:hAnsi="Calibri" w:cs="Calibri" w:eastAsia="Calibri"/>
+          <w:color w:val="auto"/>
+          <w:spacing w:val="0"/>
+          <w:position w:val="0"/>
+          <w:sz w:val="28"/>
+          <w:shd w:fill="auto" w:val="clear"/>
+        </w:rPr>
+        <w:t xml:space="preserve">console.log(data);</w:t>
+      </w:r>
+    </w:p>
+    <w:p>
+      <w:pPr>
+        <w:spacing w:before="0" w:after="200" w:line="276"/>
+        <w:ind w:right="0" w:left="1440" w:firstLine="0"/>
+        <w:jc w:val="left"/>
+        <w:rPr>
+          <w:rFonts w:ascii="Calibri" w:hAnsi="Calibri" w:cs="Calibri" w:eastAsia="Calibri"/>
+          <w:color w:val="auto"/>
+          <w:spacing w:val="0"/>
+          <w:position w:val="0"/>
+          <w:sz w:val="28"/>
+          <w:shd w:fill="auto" w:val="clear"/>
+        </w:rPr>
+      </w:pPr>
+      <w:r>
+        <w:rPr>
+          <w:rFonts w:ascii="Calibri" w:hAnsi="Calibri" w:cs="Calibri" w:eastAsia="Calibri"/>
+          <w:color w:val="auto"/>
+          <w:spacing w:val="0"/>
+          <w:position w:val="0"/>
+          <w:sz w:val="28"/>
+          <w:shd w:fill="auto" w:val="clear"/>
+        </w:rPr>
+        <w:t xml:space="preserve">&lt;/script&gt;</w:t>
+      </w:r>
+    </w:p>
+    <w:p>
+      <w:pPr>
+        <w:spacing w:before="0" w:after="200" w:line="276"/>
+        <w:ind w:right="0" w:left="720" w:firstLine="0"/>
+        <w:jc w:val="left"/>
+        <w:rPr>
+          <w:rFonts w:ascii="Calibri" w:hAnsi="Calibri" w:cs="Calibri" w:eastAsia="Calibri"/>
+          <w:color w:val="auto"/>
+          <w:spacing w:val="0"/>
+          <w:position w:val="0"/>
+          <w:sz w:val="28"/>
+          <w:shd w:fill="auto" w:val="clear"/>
+        </w:rPr>
+      </w:pPr>
+      <w:r>
+        <w:rPr>
+          <w:rFonts w:ascii="Calibri" w:hAnsi="Calibri" w:cs="Calibri" w:eastAsia="Calibri"/>
+          <w:color w:val="auto"/>
+          <w:spacing w:val="0"/>
+          <w:position w:val="0"/>
+          <w:sz w:val="28"/>
+          <w:shd w:fill="auto" w:val="clear"/>
+        </w:rPr>
+        <w:t xml:space="preserve">3. querySelector()</w:t>
+      </w:r>
+    </w:p>
+    <w:p>
+      <w:pPr>
+        <w:spacing w:before="0" w:after="200" w:line="276"/>
+        <w:ind w:right="0" w:left="1440" w:firstLine="0"/>
+        <w:jc w:val="left"/>
+        <w:rPr>
+          <w:rFonts w:ascii="Calibri" w:hAnsi="Calibri" w:cs="Calibri" w:eastAsia="Calibri"/>
+          <w:color w:val="auto"/>
+          <w:spacing w:val="0"/>
+          <w:position w:val="0"/>
+          <w:sz w:val="28"/>
+          <w:shd w:fill="auto" w:val="clear"/>
+        </w:rPr>
+      </w:pPr>
+      <w:r>
+        <w:rPr>
+          <w:rFonts w:ascii="Calibri" w:hAnsi="Calibri" w:cs="Calibri" w:eastAsia="Calibri"/>
+          <w:color w:val="auto"/>
+          <w:spacing w:val="0"/>
+          <w:position w:val="0"/>
+          <w:sz w:val="28"/>
+          <w:shd w:fill="auto" w:val="clear"/>
+        </w:rPr>
+        <w:t xml:space="preserve">Used to select the first matching element.</w:t>
+      </w:r>
+    </w:p>
+    <w:p>
+      <w:pPr>
+        <w:spacing w:before="0" w:after="200" w:line="276"/>
+        <w:ind w:right="0" w:left="1440" w:firstLine="0"/>
+        <w:jc w:val="left"/>
+        <w:rPr>
+          <w:rFonts w:ascii="Calibri" w:hAnsi="Calibri" w:cs="Calibri" w:eastAsia="Calibri"/>
+          <w:color w:val="auto"/>
+          <w:spacing w:val="0"/>
+          <w:position w:val="0"/>
+          <w:sz w:val="28"/>
+          <w:shd w:fill="auto" w:val="clear"/>
+        </w:rPr>
+      </w:pPr>
+      <w:r>
+        <w:rPr>
+          <w:rFonts w:ascii="Calibri" w:hAnsi="Calibri" w:cs="Calibri" w:eastAsia="Calibri"/>
+          <w:color w:val="auto"/>
+          <w:spacing w:val="0"/>
+          <w:position w:val="0"/>
+          <w:sz w:val="28"/>
+          <w:shd w:fill="auto" w:val="clear"/>
+        </w:rPr>
+        <w:t xml:space="preserve">Can select by:</w:t>
+      </w:r>
+    </w:p>
+    <w:p>
+      <w:pPr>
+        <w:spacing w:before="0" w:after="200" w:line="276"/>
+        <w:ind w:right="0" w:left="1440" w:firstLine="0"/>
+        <w:jc w:val="left"/>
+        <w:rPr>
+          <w:rFonts w:ascii="Calibri" w:hAnsi="Calibri" w:cs="Calibri" w:eastAsia="Calibri"/>
+          <w:color w:val="auto"/>
+          <w:spacing w:val="0"/>
+          <w:position w:val="0"/>
+          <w:sz w:val="28"/>
+          <w:shd w:fill="auto" w:val="clear"/>
+        </w:rPr>
+      </w:pPr>
+      <w:r>
+        <w:rPr>
+          <w:rFonts w:ascii="Calibri" w:hAnsi="Calibri" w:cs="Calibri" w:eastAsia="Calibri"/>
+          <w:color w:val="auto"/>
+          <w:spacing w:val="0"/>
+          <w:position w:val="0"/>
+          <w:sz w:val="28"/>
+          <w:shd w:fill="auto" w:val="clear"/>
+        </w:rPr>
+        <w:t xml:space="preserve">id</w:t>
+      </w:r>
+    </w:p>
+    <w:p>
+      <w:pPr>
+        <w:spacing w:before="0" w:after="200" w:line="276"/>
+        <w:ind w:right="0" w:left="1440" w:firstLine="0"/>
+        <w:jc w:val="left"/>
+        <w:rPr>
+          <w:rFonts w:ascii="Calibri" w:hAnsi="Calibri" w:cs="Calibri" w:eastAsia="Calibri"/>
+          <w:color w:val="auto"/>
+          <w:spacing w:val="0"/>
+          <w:position w:val="0"/>
+          <w:sz w:val="28"/>
+          <w:shd w:fill="auto" w:val="clear"/>
+        </w:rPr>
+      </w:pPr>
+      <w:r>
+        <w:rPr>
+          <w:rFonts w:ascii="Calibri" w:hAnsi="Calibri" w:cs="Calibri" w:eastAsia="Calibri"/>
+          <w:color w:val="auto"/>
+          <w:spacing w:val="0"/>
+          <w:position w:val="0"/>
+          <w:sz w:val="28"/>
+          <w:shd w:fill="auto" w:val="clear"/>
+        </w:rPr>
+        <w:t xml:space="preserve">class</w:t>
+      </w:r>
+    </w:p>
+    <w:p>
+      <w:pPr>
+        <w:spacing w:before="0" w:after="200" w:line="276"/>
+        <w:ind w:right="0" w:left="1440" w:firstLine="0"/>
+        <w:jc w:val="left"/>
+        <w:rPr>
+          <w:rFonts w:ascii="Calibri" w:hAnsi="Calibri" w:cs="Calibri" w:eastAsia="Calibri"/>
+          <w:color w:val="auto"/>
+          <w:spacing w:val="0"/>
+          <w:position w:val="0"/>
+          <w:sz w:val="28"/>
+          <w:shd w:fill="auto" w:val="clear"/>
+        </w:rPr>
+      </w:pPr>
+      <w:r>
+        <w:rPr>
+          <w:rFonts w:ascii="Calibri" w:hAnsi="Calibri" w:cs="Calibri" w:eastAsia="Calibri"/>
+          <w:color w:val="auto"/>
+          <w:spacing w:val="0"/>
+          <w:position w:val="0"/>
+          <w:sz w:val="28"/>
+          <w:shd w:fill="auto" w:val="clear"/>
+        </w:rPr>
+        <w:t xml:space="preserve">tag name</w:t>
+      </w:r>
+    </w:p>
+    <w:p>
+      <w:pPr>
+        <w:spacing w:before="0" w:after="200" w:line="276"/>
+        <w:ind w:right="0" w:left="1440" w:firstLine="0"/>
+        <w:jc w:val="left"/>
+        <w:rPr>
+          <w:rFonts w:ascii="Calibri" w:hAnsi="Calibri" w:cs="Calibri" w:eastAsia="Calibri"/>
+          <w:color w:val="auto"/>
+          <w:spacing w:val="0"/>
+          <w:position w:val="0"/>
+          <w:sz w:val="28"/>
+          <w:shd w:fill="auto" w:val="clear"/>
+        </w:rPr>
+      </w:pPr>
+      <w:r>
+        <w:rPr>
+          <w:rFonts w:ascii="Calibri" w:hAnsi="Calibri" w:cs="Calibri" w:eastAsia="Calibri"/>
+          <w:color w:val="auto"/>
+          <w:spacing w:val="0"/>
+          <w:position w:val="0"/>
+          <w:sz w:val="28"/>
+          <w:shd w:fill="auto" w:val="clear"/>
+        </w:rPr>
+        <w:t xml:space="preserve">Example:</w:t>
+      </w:r>
+    </w:p>
+    <w:p>
+      <w:pPr>
+        <w:spacing w:before="0" w:after="200" w:line="276"/>
+        <w:ind w:right="0" w:left="1440" w:firstLine="0"/>
+        <w:jc w:val="left"/>
+        <w:rPr>
+          <w:rFonts w:ascii="Calibri" w:hAnsi="Calibri" w:cs="Calibri" w:eastAsia="Calibri"/>
+          <w:color w:val="auto"/>
+          <w:spacing w:val="0"/>
+          <w:position w:val="0"/>
+          <w:sz w:val="28"/>
+          <w:shd w:fill="auto" w:val="clear"/>
+        </w:rPr>
+      </w:pPr>
+      <w:r>
+        <w:rPr>
+          <w:rFonts w:ascii="Calibri" w:hAnsi="Calibri" w:cs="Calibri" w:eastAsia="Calibri"/>
+          <w:color w:val="auto"/>
+          <w:spacing w:val="0"/>
+          <w:position w:val="0"/>
+          <w:sz w:val="28"/>
+          <w:shd w:fill="auto" w:val="clear"/>
+        </w:rPr>
+        <w:t xml:space="preserve">&lt;p class="demo"&gt;Hello&lt;/p&gt;</w:t>
+      </w:r>
+    </w:p>
+    <w:p>
+      <w:pPr>
+        <w:spacing w:before="0" w:after="200" w:line="276"/>
+        <w:ind w:right="0" w:left="1440" w:firstLine="0"/>
+        <w:jc w:val="left"/>
+        <w:rPr>
+          <w:rFonts w:ascii="Calibri" w:hAnsi="Calibri" w:cs="Calibri" w:eastAsia="Calibri"/>
+          <w:color w:val="auto"/>
+          <w:spacing w:val="0"/>
+          <w:position w:val="0"/>
+          <w:sz w:val="28"/>
+          <w:shd w:fill="auto" w:val="clear"/>
+        </w:rPr>
+      </w:pPr>
+    </w:p>
+    <w:p>
+      <w:pPr>
+        <w:spacing w:before="0" w:after="200" w:line="276"/>
+        <w:ind w:right="0" w:left="1440" w:firstLine="0"/>
+        <w:jc w:val="left"/>
+        <w:rPr>
+          <w:rFonts w:ascii="Calibri" w:hAnsi="Calibri" w:cs="Calibri" w:eastAsia="Calibri"/>
+          <w:color w:val="auto"/>
+          <w:spacing w:val="0"/>
+          <w:position w:val="0"/>
+          <w:sz w:val="28"/>
+          <w:shd w:fill="auto" w:val="clear"/>
+        </w:rPr>
+      </w:pPr>
+      <w:r>
+        <w:rPr>
+          <w:rFonts w:ascii="Calibri" w:hAnsi="Calibri" w:cs="Calibri" w:eastAsia="Calibri"/>
+          <w:color w:val="auto"/>
+          <w:spacing w:val="0"/>
+          <w:position w:val="0"/>
+          <w:sz w:val="28"/>
+          <w:shd w:fill="auto" w:val="clear"/>
+        </w:rPr>
+        <w:t xml:space="preserve">&lt;script&gt;</w:t>
+      </w:r>
+    </w:p>
+    <w:p>
+      <w:pPr>
+        <w:spacing w:before="0" w:after="200" w:line="276"/>
+        <w:ind w:right="0" w:left="1440" w:firstLine="0"/>
+        <w:jc w:val="left"/>
+        <w:rPr>
+          <w:rFonts w:ascii="Calibri" w:hAnsi="Calibri" w:cs="Calibri" w:eastAsia="Calibri"/>
+          <w:color w:val="auto"/>
+          <w:spacing w:val="0"/>
+          <w:position w:val="0"/>
+          <w:sz w:val="28"/>
+          <w:shd w:fill="auto" w:val="clear"/>
+        </w:rPr>
+      </w:pPr>
+      <w:r>
+        <w:rPr>
+          <w:rFonts w:ascii="Calibri" w:hAnsi="Calibri" w:cs="Calibri" w:eastAsia="Calibri"/>
+          <w:color w:val="auto"/>
+          <w:spacing w:val="0"/>
+          <w:position w:val="0"/>
+          <w:sz w:val="28"/>
+          <w:shd w:fill="auto" w:val="clear"/>
+        </w:rPr>
+        <w:t xml:space="preserve">let text = document.querySelector(".demo");</w:t>
+      </w:r>
+    </w:p>
+    <w:p>
+      <w:pPr>
+        <w:spacing w:before="0" w:after="200" w:line="276"/>
+        <w:ind w:right="0" w:left="1440" w:firstLine="0"/>
+        <w:jc w:val="left"/>
+        <w:rPr>
+          <w:rFonts w:ascii="Calibri" w:hAnsi="Calibri" w:cs="Calibri" w:eastAsia="Calibri"/>
+          <w:color w:val="auto"/>
+          <w:spacing w:val="0"/>
+          <w:position w:val="0"/>
+          <w:sz w:val="28"/>
+          <w:shd w:fill="auto" w:val="clear"/>
+        </w:rPr>
+      </w:pPr>
+      <w:r>
+        <w:rPr>
+          <w:rFonts w:ascii="Calibri" w:hAnsi="Calibri" w:cs="Calibri" w:eastAsia="Calibri"/>
+          <w:color w:val="auto"/>
+          <w:spacing w:val="0"/>
+          <w:position w:val="0"/>
+          <w:sz w:val="28"/>
+          <w:shd w:fill="auto" w:val="clear"/>
+        </w:rPr>
+        <w:t xml:space="preserve">console.log(text);</w:t>
+      </w:r>
+    </w:p>
+    <w:p>
+      <w:pPr>
+        <w:spacing w:before="0" w:after="200" w:line="276"/>
+        <w:ind w:right="0" w:left="1440" w:firstLine="0"/>
+        <w:jc w:val="left"/>
+        <w:rPr>
+          <w:rFonts w:ascii="Calibri" w:hAnsi="Calibri" w:cs="Calibri" w:eastAsia="Calibri"/>
+          <w:color w:val="auto"/>
+          <w:spacing w:val="0"/>
+          <w:position w:val="0"/>
+          <w:sz w:val="28"/>
+          <w:shd w:fill="auto" w:val="clear"/>
+        </w:rPr>
+      </w:pPr>
+      <w:r>
+        <w:rPr>
+          <w:rFonts w:ascii="Calibri" w:hAnsi="Calibri" w:cs="Calibri" w:eastAsia="Calibri"/>
+          <w:color w:val="auto"/>
+          <w:spacing w:val="0"/>
+          <w:position w:val="0"/>
+          <w:sz w:val="28"/>
+          <w:shd w:fill="auto" w:val="clear"/>
+        </w:rPr>
+        <w:t xml:space="preserve">&lt;/script&gt;</w:t>
+      </w:r>
     </w:p>
     <w:p>
       <w:pPr>
@@ -13577,86 +14398,937 @@
           <w:sz w:val="28"/>
           <w:shd w:fill="auto" w:val="clear"/>
         </w:rPr>
-        <w:t xml:space="preserve">Question 1: Explain the setTimeout() and setInterval() functions in JavaScript. How are</w:t>
-      </w:r>
-    </w:p>
-    <w:p>
-      <w:pPr>
-        <w:spacing w:before="0" w:after="200" w:line="276"/>
-        <w:ind w:right="0" w:left="0" w:firstLine="0"/>
-        <w:jc w:val="left"/>
-        <w:rPr>
-          <w:rFonts w:ascii="Calibri" w:hAnsi="Calibri" w:cs="Calibri" w:eastAsia="Calibri"/>
-          <w:color w:val="auto"/>
-          <w:spacing w:val="0"/>
-          <w:position w:val="0"/>
-          <w:sz w:val="28"/>
-          <w:shd w:fill="auto" w:val="clear"/>
-        </w:rPr>
-      </w:pPr>
-      <w:r>
-        <w:rPr>
-          <w:rFonts w:ascii="Calibri" w:hAnsi="Calibri" w:cs="Calibri" w:eastAsia="Calibri"/>
-          <w:color w:val="auto"/>
-          <w:spacing w:val="0"/>
-          <w:position w:val="0"/>
-          <w:sz w:val="28"/>
-          <w:shd w:fill="auto" w:val="clear"/>
-        </w:rPr>
-        <w:t xml:space="preserve">theyused for timing events?</w:t>
-      </w:r>
-    </w:p>
-    <w:p>
-      <w:pPr>
-        <w:spacing w:before="0" w:after="200" w:line="276"/>
-        <w:ind w:right="0" w:left="0" w:firstLine="0"/>
-        <w:jc w:val="left"/>
-        <w:rPr>
-          <w:rFonts w:ascii="Calibri" w:hAnsi="Calibri" w:cs="Calibri" w:eastAsia="Calibri"/>
-          <w:color w:val="auto"/>
-          <w:spacing w:val="0"/>
-          <w:position w:val="0"/>
-          <w:sz w:val="28"/>
-          <w:shd w:fill="auto" w:val="clear"/>
-        </w:rPr>
-      </w:pPr>
-      <w:r>
-        <w:rPr>
-          <w:rFonts w:ascii="Wingdings" w:hAnsi="Wingdings" w:cs="Wingdings" w:eastAsia="Wingdings"/>
-          <w:color w:val="auto"/>
-          <w:spacing w:val="0"/>
-          <w:position w:val="0"/>
-          <w:sz w:val="28"/>
-          <w:shd w:fill="auto" w:val="clear"/>
-        </w:rPr>
-        <w:t xml:space="preserve"></w:t>
-      </w:r>
-      <w:r>
-        <w:rPr>
-          <w:rFonts w:ascii="Calibri" w:hAnsi="Calibri" w:cs="Calibri" w:eastAsia="Calibri"/>
-          <w:color w:val="auto"/>
-          <w:spacing w:val="0"/>
-          <w:position w:val="0"/>
-          <w:sz w:val="28"/>
-          <w:shd w:fill="auto" w:val="clear"/>
-        </w:rPr>
-        <w:t xml:space="preserve"> Question 2: Provide an example of how to use setTimeout() to delay an action by 2 seconds.</w:t>
-      </w:r>
-    </w:p>
-    <w:p>
-      <w:pPr>
-        <w:spacing w:before="0" w:after="200" w:line="276"/>
-        <w:ind w:right="0" w:left="0" w:firstLine="0"/>
-        <w:jc w:val="left"/>
-        <w:rPr>
-          <w:rFonts w:ascii="Calibri" w:hAnsi="Calibri" w:cs="Calibri" w:eastAsia="Calibri"/>
-          <w:color w:val="auto"/>
-          <w:spacing w:val="0"/>
-          <w:position w:val="0"/>
-          <w:sz w:val="28"/>
-          <w:shd w:fill="auto" w:val="clear"/>
-        </w:rPr>
-      </w:pPr>
+        <w:t xml:space="preserve">Question 1: Explain the setTimeout() and setInterval() functions in JavaScript. How are they used for timing events?</w:t>
+      </w:r>
+    </w:p>
+    <w:p>
+      <w:pPr>
+        <w:spacing w:before="0" w:after="200" w:line="276"/>
+        <w:ind w:right="0" w:left="0" w:firstLine="0"/>
+        <w:jc w:val="left"/>
+        <w:rPr>
+          <w:rFonts w:ascii="Calibri" w:hAnsi="Calibri" w:cs="Calibri" w:eastAsia="Calibri"/>
+          <w:color w:val="auto"/>
+          <w:spacing w:val="0"/>
+          <w:position w:val="0"/>
+          <w:sz w:val="28"/>
+          <w:shd w:fill="auto" w:val="clear"/>
+        </w:rPr>
+      </w:pPr>
+      <w:r>
+        <w:rPr>
+          <w:rFonts w:ascii="Calibri" w:hAnsi="Calibri" w:cs="Calibri" w:eastAsia="Calibri"/>
+          <w:color w:val="auto"/>
+          <w:spacing w:val="0"/>
+          <w:position w:val="0"/>
+          <w:sz w:val="28"/>
+          <w:shd w:fill="auto" w:val="clear"/>
+        </w:rPr>
+        <w:t xml:space="preserve">Ans.</w:t>
+      </w:r>
+    </w:p>
+    <w:p>
+      <w:pPr>
+        <w:spacing w:before="0" w:after="200" w:line="276"/>
+        <w:ind w:right="0" w:left="0" w:firstLine="0"/>
+        <w:jc w:val="left"/>
+        <w:rPr>
+          <w:rFonts w:ascii="Calibri" w:hAnsi="Calibri" w:cs="Calibri" w:eastAsia="Calibri"/>
+          <w:color w:val="auto"/>
+          <w:spacing w:val="0"/>
+          <w:position w:val="0"/>
+          <w:sz w:val="28"/>
+          <w:shd w:fill="auto" w:val="clear"/>
+        </w:rPr>
+      </w:pPr>
+      <w:r>
+        <w:rPr>
+          <w:rFonts w:ascii="Calibri" w:hAnsi="Calibri" w:cs="Calibri" w:eastAsia="Calibri"/>
+          <w:color w:val="auto"/>
+          <w:spacing w:val="0"/>
+          <w:position w:val="0"/>
+          <w:sz w:val="28"/>
+          <w:shd w:fill="auto" w:val="clear"/>
+        </w:rPr>
+        <w:t xml:space="preserve">1. setTimeout()</w:t>
+      </w:r>
+    </w:p>
+    <w:p>
+      <w:pPr>
+        <w:spacing w:before="0" w:after="200" w:line="276"/>
+        <w:ind w:right="0" w:left="720" w:firstLine="0"/>
+        <w:jc w:val="left"/>
+        <w:rPr>
+          <w:rFonts w:ascii="Calibri" w:hAnsi="Calibri" w:cs="Calibri" w:eastAsia="Calibri"/>
+          <w:color w:val="auto"/>
+          <w:spacing w:val="0"/>
+          <w:position w:val="0"/>
+          <w:sz w:val="28"/>
+          <w:shd w:fill="auto" w:val="clear"/>
+        </w:rPr>
+      </w:pPr>
+      <w:r>
+        <w:rPr>
+          <w:rFonts w:ascii="Calibri" w:hAnsi="Calibri" w:cs="Calibri" w:eastAsia="Calibri"/>
+          <w:color w:val="auto"/>
+          <w:spacing w:val="0"/>
+          <w:position w:val="0"/>
+          <w:sz w:val="28"/>
+          <w:shd w:fill="auto" w:val="clear"/>
+        </w:rPr>
+        <w:t xml:space="preserve">Used to run a function only one time after a delay.</w:t>
+      </w:r>
+    </w:p>
+    <w:p>
+      <w:pPr>
+        <w:spacing w:before="0" w:after="200" w:line="276"/>
+        <w:ind w:right="0" w:left="720" w:firstLine="0"/>
+        <w:jc w:val="left"/>
+        <w:rPr>
+          <w:rFonts w:ascii="Calibri" w:hAnsi="Calibri" w:cs="Calibri" w:eastAsia="Calibri"/>
+          <w:color w:val="auto"/>
+          <w:spacing w:val="0"/>
+          <w:position w:val="0"/>
+          <w:sz w:val="28"/>
+          <w:shd w:fill="auto" w:val="clear"/>
+        </w:rPr>
+      </w:pPr>
+      <w:r>
+        <w:rPr>
+          <w:rFonts w:ascii="Calibri" w:hAnsi="Calibri" w:cs="Calibri" w:eastAsia="Calibri"/>
+          <w:color w:val="auto"/>
+          <w:spacing w:val="0"/>
+          <w:position w:val="0"/>
+          <w:sz w:val="28"/>
+          <w:shd w:fill="auto" w:val="clear"/>
+        </w:rPr>
+        <w:t xml:space="preserve">Time is given in milliseconds.</w:t>
+      </w:r>
+    </w:p>
+    <w:p>
+      <w:pPr>
+        <w:spacing w:before="0" w:after="200" w:line="276"/>
+        <w:ind w:right="0" w:left="720" w:firstLine="0"/>
+        <w:jc w:val="left"/>
+        <w:rPr>
+          <w:rFonts w:ascii="Calibri" w:hAnsi="Calibri" w:cs="Calibri" w:eastAsia="Calibri"/>
+          <w:color w:val="auto"/>
+          <w:spacing w:val="0"/>
+          <w:position w:val="0"/>
+          <w:sz w:val="28"/>
+          <w:shd w:fill="auto" w:val="clear"/>
+        </w:rPr>
+      </w:pPr>
+      <w:r>
+        <w:rPr>
+          <w:rFonts w:ascii="Calibri" w:hAnsi="Calibri" w:cs="Calibri" w:eastAsia="Calibri"/>
+          <w:color w:val="auto"/>
+          <w:spacing w:val="0"/>
+          <w:position w:val="0"/>
+          <w:sz w:val="28"/>
+          <w:shd w:fill="auto" w:val="clear"/>
+        </w:rPr>
+        <w:t xml:space="preserve">1000 ms = 1 second</w:t>
+      </w:r>
+    </w:p>
+    <w:p>
+      <w:pPr>
+        <w:spacing w:before="0" w:after="200" w:line="276"/>
+        <w:ind w:right="0" w:left="720" w:firstLine="0"/>
+        <w:jc w:val="left"/>
+        <w:rPr>
+          <w:rFonts w:ascii="Calibri" w:hAnsi="Calibri" w:cs="Calibri" w:eastAsia="Calibri"/>
+          <w:color w:val="auto"/>
+          <w:spacing w:val="0"/>
+          <w:position w:val="0"/>
+          <w:sz w:val="28"/>
+          <w:shd w:fill="auto" w:val="clear"/>
+        </w:rPr>
+      </w:pPr>
+      <w:r>
+        <w:rPr>
+          <w:rFonts w:ascii="Calibri" w:hAnsi="Calibri" w:cs="Calibri" w:eastAsia="Calibri"/>
+          <w:color w:val="auto"/>
+          <w:spacing w:val="0"/>
+          <w:position w:val="0"/>
+          <w:sz w:val="28"/>
+          <w:shd w:fill="auto" w:val="clear"/>
+        </w:rPr>
+        <w:t xml:space="preserve">Syntax</w:t>
+      </w:r>
+    </w:p>
+    <w:p>
+      <w:pPr>
+        <w:spacing w:before="0" w:after="200" w:line="276"/>
+        <w:ind w:right="0" w:left="720" w:firstLine="0"/>
+        <w:jc w:val="left"/>
+        <w:rPr>
+          <w:rFonts w:ascii="Calibri" w:hAnsi="Calibri" w:cs="Calibri" w:eastAsia="Calibri"/>
+          <w:color w:val="auto"/>
+          <w:spacing w:val="0"/>
+          <w:position w:val="0"/>
+          <w:sz w:val="28"/>
+          <w:shd w:fill="auto" w:val="clear"/>
+        </w:rPr>
+      </w:pPr>
+      <w:r>
+        <w:rPr>
+          <w:rFonts w:ascii="Calibri" w:hAnsi="Calibri" w:cs="Calibri" w:eastAsia="Calibri"/>
+          <w:color w:val="auto"/>
+          <w:spacing w:val="0"/>
+          <w:position w:val="0"/>
+          <w:sz w:val="28"/>
+          <w:shd w:fill="auto" w:val="clear"/>
+        </w:rPr>
+        <w:t xml:space="preserve">setTimeout(function, time);</w:t>
+      </w:r>
+    </w:p>
+    <w:p>
+      <w:pPr>
+        <w:spacing w:before="0" w:after="200" w:line="276"/>
+        <w:ind w:right="0" w:left="720" w:firstLine="0"/>
+        <w:jc w:val="left"/>
+        <w:rPr>
+          <w:rFonts w:ascii="Calibri" w:hAnsi="Calibri" w:cs="Calibri" w:eastAsia="Calibri"/>
+          <w:color w:val="auto"/>
+          <w:spacing w:val="0"/>
+          <w:position w:val="0"/>
+          <w:sz w:val="28"/>
+          <w:shd w:fill="auto" w:val="clear"/>
+        </w:rPr>
+      </w:pPr>
+      <w:r>
+        <w:rPr>
+          <w:rFonts w:ascii="Calibri" w:hAnsi="Calibri" w:cs="Calibri" w:eastAsia="Calibri"/>
+          <w:color w:val="auto"/>
+          <w:spacing w:val="0"/>
+          <w:position w:val="0"/>
+          <w:sz w:val="28"/>
+          <w:shd w:fill="auto" w:val="clear"/>
+        </w:rPr>
+        <w:t xml:space="preserve">Example</w:t>
+      </w:r>
+    </w:p>
+    <w:p>
+      <w:pPr>
+        <w:spacing w:before="0" w:after="200" w:line="276"/>
+        <w:ind w:right="0" w:left="720" w:firstLine="0"/>
+        <w:jc w:val="left"/>
+        <w:rPr>
+          <w:rFonts w:ascii="Calibri" w:hAnsi="Calibri" w:cs="Calibri" w:eastAsia="Calibri"/>
+          <w:color w:val="auto"/>
+          <w:spacing w:val="0"/>
+          <w:position w:val="0"/>
+          <w:sz w:val="28"/>
+          <w:shd w:fill="auto" w:val="clear"/>
+        </w:rPr>
+      </w:pPr>
+      <w:r>
+        <w:rPr>
+          <w:rFonts w:ascii="Calibri" w:hAnsi="Calibri" w:cs="Calibri" w:eastAsia="Calibri"/>
+          <w:color w:val="auto"/>
+          <w:spacing w:val="0"/>
+          <w:position w:val="0"/>
+          <w:sz w:val="28"/>
+          <w:shd w:fill="auto" w:val="clear"/>
+        </w:rPr>
+        <w:t xml:space="preserve">setTimeout(function(){</w:t>
+      </w:r>
+    </w:p>
+    <w:p>
+      <w:pPr>
+        <w:spacing w:before="0" w:after="200" w:line="276"/>
+        <w:ind w:right="0" w:left="720" w:firstLine="0"/>
+        <w:jc w:val="left"/>
+        <w:rPr>
+          <w:rFonts w:ascii="Calibri" w:hAnsi="Calibri" w:cs="Calibri" w:eastAsia="Calibri"/>
+          <w:color w:val="auto"/>
+          <w:spacing w:val="0"/>
+          <w:position w:val="0"/>
+          <w:sz w:val="28"/>
+          <w:shd w:fill="auto" w:val="clear"/>
+        </w:rPr>
+      </w:pPr>
+      <w:r>
+        <w:rPr>
+          <w:rFonts w:ascii="Calibri" w:hAnsi="Calibri" w:cs="Calibri" w:eastAsia="Calibri"/>
+          <w:color w:val="auto"/>
+          <w:spacing w:val="0"/>
+          <w:position w:val="0"/>
+          <w:sz w:val="28"/>
+          <w:shd w:fill="auto" w:val="clear"/>
+        </w:rPr>
+        <w:t xml:space="preserve">   console.log("Hello");</w:t>
+      </w:r>
+    </w:p>
+    <w:p>
+      <w:pPr>
+        <w:spacing w:before="0" w:after="200" w:line="276"/>
+        <w:ind w:right="0" w:left="720" w:firstLine="0"/>
+        <w:jc w:val="left"/>
+        <w:rPr>
+          <w:rFonts w:ascii="Calibri" w:hAnsi="Calibri" w:cs="Calibri" w:eastAsia="Calibri"/>
+          <w:color w:val="auto"/>
+          <w:spacing w:val="0"/>
+          <w:position w:val="0"/>
+          <w:sz w:val="28"/>
+          <w:shd w:fill="auto" w:val="clear"/>
+        </w:rPr>
+      </w:pPr>
+      <w:r>
+        <w:rPr>
+          <w:rFonts w:ascii="Calibri" w:hAnsi="Calibri" w:cs="Calibri" w:eastAsia="Calibri"/>
+          <w:color w:val="auto"/>
+          <w:spacing w:val="0"/>
+          <w:position w:val="0"/>
+          <w:sz w:val="28"/>
+          <w:shd w:fill="auto" w:val="clear"/>
+        </w:rPr>
+        <w:t xml:space="preserve">}, 2000);</w:t>
+      </w:r>
+    </w:p>
+    <w:p>
+      <w:pPr>
+        <w:spacing w:before="0" w:after="200" w:line="276"/>
+        <w:ind w:right="0" w:left="720" w:firstLine="0"/>
+        <w:jc w:val="left"/>
+        <w:rPr>
+          <w:rFonts w:ascii="Calibri" w:hAnsi="Calibri" w:cs="Calibri" w:eastAsia="Calibri"/>
+          <w:color w:val="auto"/>
+          <w:spacing w:val="0"/>
+          <w:position w:val="0"/>
+          <w:sz w:val="28"/>
+          <w:shd w:fill="auto" w:val="clear"/>
+        </w:rPr>
+      </w:pPr>
+      <w:r>
+        <w:rPr>
+          <w:rFonts w:ascii="Calibri" w:hAnsi="Calibri" w:cs="Calibri" w:eastAsia="Calibri"/>
+          <w:color w:val="auto"/>
+          <w:spacing w:val="0"/>
+          <w:position w:val="0"/>
+          <w:sz w:val="28"/>
+          <w:shd w:fill="auto" w:val="clear"/>
+        </w:rPr>
+        <w:t xml:space="preserve">Output:</w:t>
+      </w:r>
+    </w:p>
+    <w:p>
+      <w:pPr>
+        <w:spacing w:before="0" w:after="200" w:line="276"/>
+        <w:ind w:right="0" w:left="720" w:firstLine="0"/>
+        <w:jc w:val="left"/>
+        <w:rPr>
+          <w:rFonts w:ascii="Calibri" w:hAnsi="Calibri" w:cs="Calibri" w:eastAsia="Calibri"/>
+          <w:color w:val="auto"/>
+          <w:spacing w:val="0"/>
+          <w:position w:val="0"/>
+          <w:sz w:val="28"/>
+          <w:shd w:fill="auto" w:val="clear"/>
+        </w:rPr>
+      </w:pPr>
+      <w:r>
+        <w:rPr>
+          <w:rFonts w:ascii="Calibri" w:hAnsi="Calibri" w:cs="Calibri" w:eastAsia="Calibri"/>
+          <w:color w:val="auto"/>
+          <w:spacing w:val="0"/>
+          <w:position w:val="0"/>
+          <w:sz w:val="28"/>
+          <w:shd w:fill="auto" w:val="clear"/>
+        </w:rPr>
+        <w:t xml:space="preserve">After 2 seconds:</w:t>
+      </w:r>
+    </w:p>
+    <w:p>
+      <w:pPr>
+        <w:spacing w:before="0" w:after="200" w:line="276"/>
+        <w:ind w:right="0" w:left="720" w:firstLine="0"/>
+        <w:jc w:val="left"/>
+        <w:rPr>
+          <w:rFonts w:ascii="Calibri" w:hAnsi="Calibri" w:cs="Calibri" w:eastAsia="Calibri"/>
+          <w:color w:val="auto"/>
+          <w:spacing w:val="0"/>
+          <w:position w:val="0"/>
+          <w:sz w:val="28"/>
+          <w:shd w:fill="auto" w:val="clear"/>
+        </w:rPr>
+      </w:pPr>
+    </w:p>
+    <w:p>
+      <w:pPr>
+        <w:spacing w:before="0" w:after="200" w:line="276"/>
+        <w:ind w:right="0" w:left="720" w:firstLine="0"/>
+        <w:jc w:val="left"/>
+        <w:rPr>
+          <w:rFonts w:ascii="Calibri" w:hAnsi="Calibri" w:cs="Calibri" w:eastAsia="Calibri"/>
+          <w:color w:val="auto"/>
+          <w:spacing w:val="0"/>
+          <w:position w:val="0"/>
+          <w:sz w:val="28"/>
+          <w:shd w:fill="auto" w:val="clear"/>
+        </w:rPr>
+      </w:pPr>
+      <w:r>
+        <w:rPr>
+          <w:rFonts w:ascii="Calibri" w:hAnsi="Calibri" w:cs="Calibri" w:eastAsia="Calibri"/>
+          <w:color w:val="auto"/>
+          <w:spacing w:val="0"/>
+          <w:position w:val="0"/>
+          <w:sz w:val="28"/>
+          <w:shd w:fill="auto" w:val="clear"/>
+        </w:rPr>
+        <w:t xml:space="preserve">Hello</w:t>
+      </w:r>
+    </w:p>
+    <w:p>
+      <w:pPr>
+        <w:spacing w:before="0" w:after="200" w:line="276"/>
+        <w:ind w:right="0" w:left="0" w:firstLine="0"/>
+        <w:jc w:val="left"/>
+        <w:rPr>
+          <w:rFonts w:ascii="Calibri" w:hAnsi="Calibri" w:cs="Calibri" w:eastAsia="Calibri"/>
+          <w:color w:val="auto"/>
+          <w:spacing w:val="0"/>
+          <w:position w:val="0"/>
+          <w:sz w:val="28"/>
+          <w:shd w:fill="auto" w:val="clear"/>
+        </w:rPr>
+      </w:pPr>
+      <w:r>
+        <w:rPr>
+          <w:rFonts w:ascii="Calibri" w:hAnsi="Calibri" w:cs="Calibri" w:eastAsia="Calibri"/>
+          <w:color w:val="auto"/>
+          <w:spacing w:val="0"/>
+          <w:position w:val="0"/>
+          <w:sz w:val="28"/>
+          <w:shd w:fill="auto" w:val="clear"/>
+        </w:rPr>
+        <w:t xml:space="preserve">2. setInterval()</w:t>
+      </w:r>
+    </w:p>
+    <w:p>
+      <w:pPr>
+        <w:spacing w:before="0" w:after="200" w:line="276"/>
+        <w:ind w:right="0" w:left="720" w:firstLine="0"/>
+        <w:jc w:val="left"/>
+        <w:rPr>
+          <w:rFonts w:ascii="Calibri" w:hAnsi="Calibri" w:cs="Calibri" w:eastAsia="Calibri"/>
+          <w:color w:val="auto"/>
+          <w:spacing w:val="0"/>
+          <w:position w:val="0"/>
+          <w:sz w:val="28"/>
+          <w:shd w:fill="auto" w:val="clear"/>
+        </w:rPr>
+      </w:pPr>
+      <w:r>
+        <w:rPr>
+          <w:rFonts w:ascii="Calibri" w:hAnsi="Calibri" w:cs="Calibri" w:eastAsia="Calibri"/>
+          <w:color w:val="auto"/>
+          <w:spacing w:val="0"/>
+          <w:position w:val="0"/>
+          <w:sz w:val="28"/>
+          <w:shd w:fill="auto" w:val="clear"/>
+        </w:rPr>
+        <w:t xml:space="preserve">Used to run a function repeatedly after a fixed time interval.</w:t>
+      </w:r>
+    </w:p>
+    <w:p>
+      <w:pPr>
+        <w:spacing w:before="0" w:after="200" w:line="276"/>
+        <w:ind w:right="0" w:left="720" w:firstLine="0"/>
+        <w:jc w:val="left"/>
+        <w:rPr>
+          <w:rFonts w:ascii="Calibri" w:hAnsi="Calibri" w:cs="Calibri" w:eastAsia="Calibri"/>
+          <w:color w:val="auto"/>
+          <w:spacing w:val="0"/>
+          <w:position w:val="0"/>
+          <w:sz w:val="28"/>
+          <w:shd w:fill="auto" w:val="clear"/>
+        </w:rPr>
+      </w:pPr>
+      <w:r>
+        <w:rPr>
+          <w:rFonts w:ascii="Calibri" w:hAnsi="Calibri" w:cs="Calibri" w:eastAsia="Calibri"/>
+          <w:color w:val="auto"/>
+          <w:spacing w:val="0"/>
+          <w:position w:val="0"/>
+          <w:sz w:val="28"/>
+          <w:shd w:fill="auto" w:val="clear"/>
+        </w:rPr>
+        <w:t xml:space="preserve">Continues running until stopped.</w:t>
+      </w:r>
+    </w:p>
+    <w:p>
+      <w:pPr>
+        <w:spacing w:before="0" w:after="200" w:line="276"/>
+        <w:ind w:right="0" w:left="720" w:firstLine="0"/>
+        <w:jc w:val="left"/>
+        <w:rPr>
+          <w:rFonts w:ascii="Calibri" w:hAnsi="Calibri" w:cs="Calibri" w:eastAsia="Calibri"/>
+          <w:color w:val="auto"/>
+          <w:spacing w:val="0"/>
+          <w:position w:val="0"/>
+          <w:sz w:val="28"/>
+          <w:shd w:fill="auto" w:val="clear"/>
+        </w:rPr>
+      </w:pPr>
+      <w:r>
+        <w:rPr>
+          <w:rFonts w:ascii="Calibri" w:hAnsi="Calibri" w:cs="Calibri" w:eastAsia="Calibri"/>
+          <w:color w:val="auto"/>
+          <w:spacing w:val="0"/>
+          <w:position w:val="0"/>
+          <w:sz w:val="28"/>
+          <w:shd w:fill="auto" w:val="clear"/>
+        </w:rPr>
+        <w:t xml:space="preserve">Syntax</w:t>
+      </w:r>
+    </w:p>
+    <w:p>
+      <w:pPr>
+        <w:spacing w:before="0" w:after="200" w:line="276"/>
+        <w:ind w:right="0" w:left="720" w:firstLine="0"/>
+        <w:jc w:val="left"/>
+        <w:rPr>
+          <w:rFonts w:ascii="Calibri" w:hAnsi="Calibri" w:cs="Calibri" w:eastAsia="Calibri"/>
+          <w:color w:val="auto"/>
+          <w:spacing w:val="0"/>
+          <w:position w:val="0"/>
+          <w:sz w:val="28"/>
+          <w:shd w:fill="auto" w:val="clear"/>
+        </w:rPr>
+      </w:pPr>
+      <w:r>
+        <w:rPr>
+          <w:rFonts w:ascii="Calibri" w:hAnsi="Calibri" w:cs="Calibri" w:eastAsia="Calibri"/>
+          <w:color w:val="auto"/>
+          <w:spacing w:val="0"/>
+          <w:position w:val="0"/>
+          <w:sz w:val="28"/>
+          <w:shd w:fill="auto" w:val="clear"/>
+        </w:rPr>
+        <w:t xml:space="preserve">setInterval(function, time);</w:t>
+      </w:r>
+    </w:p>
+    <w:p>
+      <w:pPr>
+        <w:spacing w:before="0" w:after="200" w:line="276"/>
+        <w:ind w:right="0" w:left="720" w:firstLine="0"/>
+        <w:jc w:val="left"/>
+        <w:rPr>
+          <w:rFonts w:ascii="Calibri" w:hAnsi="Calibri" w:cs="Calibri" w:eastAsia="Calibri"/>
+          <w:color w:val="auto"/>
+          <w:spacing w:val="0"/>
+          <w:position w:val="0"/>
+          <w:sz w:val="28"/>
+          <w:shd w:fill="auto" w:val="clear"/>
+        </w:rPr>
+      </w:pPr>
+      <w:r>
+        <w:rPr>
+          <w:rFonts w:ascii="Calibri" w:hAnsi="Calibri" w:cs="Calibri" w:eastAsia="Calibri"/>
+          <w:color w:val="auto"/>
+          <w:spacing w:val="0"/>
+          <w:position w:val="0"/>
+          <w:sz w:val="28"/>
+          <w:shd w:fill="auto" w:val="clear"/>
+        </w:rPr>
+        <w:t xml:space="preserve">Example</w:t>
+      </w:r>
+    </w:p>
+    <w:p>
+      <w:pPr>
+        <w:spacing w:before="0" w:after="200" w:line="276"/>
+        <w:ind w:right="0" w:left="720" w:firstLine="0"/>
+        <w:jc w:val="left"/>
+        <w:rPr>
+          <w:rFonts w:ascii="Calibri" w:hAnsi="Calibri" w:cs="Calibri" w:eastAsia="Calibri"/>
+          <w:color w:val="auto"/>
+          <w:spacing w:val="0"/>
+          <w:position w:val="0"/>
+          <w:sz w:val="28"/>
+          <w:shd w:fill="auto" w:val="clear"/>
+        </w:rPr>
+      </w:pPr>
+      <w:r>
+        <w:rPr>
+          <w:rFonts w:ascii="Calibri" w:hAnsi="Calibri" w:cs="Calibri" w:eastAsia="Calibri"/>
+          <w:color w:val="auto"/>
+          <w:spacing w:val="0"/>
+          <w:position w:val="0"/>
+          <w:sz w:val="28"/>
+          <w:shd w:fill="auto" w:val="clear"/>
+        </w:rPr>
+        <w:t xml:space="preserve">setInterval(function(){</w:t>
+      </w:r>
+    </w:p>
+    <w:p>
+      <w:pPr>
+        <w:spacing w:before="0" w:after="200" w:line="276"/>
+        <w:ind w:right="0" w:left="720" w:firstLine="0"/>
+        <w:jc w:val="left"/>
+        <w:rPr>
+          <w:rFonts w:ascii="Calibri" w:hAnsi="Calibri" w:cs="Calibri" w:eastAsia="Calibri"/>
+          <w:color w:val="auto"/>
+          <w:spacing w:val="0"/>
+          <w:position w:val="0"/>
+          <w:sz w:val="28"/>
+          <w:shd w:fill="auto" w:val="clear"/>
+        </w:rPr>
+      </w:pPr>
+      <w:r>
+        <w:rPr>
+          <w:rFonts w:ascii="Calibri" w:hAnsi="Calibri" w:cs="Calibri" w:eastAsia="Calibri"/>
+          <w:color w:val="auto"/>
+          <w:spacing w:val="0"/>
+          <w:position w:val="0"/>
+          <w:sz w:val="28"/>
+          <w:shd w:fill="auto" w:val="clear"/>
+        </w:rPr>
+        <w:t xml:space="preserve">   console.log("Hello");</w:t>
+      </w:r>
+    </w:p>
+    <w:p>
+      <w:pPr>
+        <w:spacing w:before="0" w:after="200" w:line="276"/>
+        <w:ind w:right="0" w:left="720" w:firstLine="0"/>
+        <w:jc w:val="left"/>
+        <w:rPr>
+          <w:rFonts w:ascii="Calibri" w:hAnsi="Calibri" w:cs="Calibri" w:eastAsia="Calibri"/>
+          <w:color w:val="auto"/>
+          <w:spacing w:val="0"/>
+          <w:position w:val="0"/>
+          <w:sz w:val="28"/>
+          <w:shd w:fill="auto" w:val="clear"/>
+        </w:rPr>
+      </w:pPr>
+      <w:r>
+        <w:rPr>
+          <w:rFonts w:ascii="Calibri" w:hAnsi="Calibri" w:cs="Calibri" w:eastAsia="Calibri"/>
+          <w:color w:val="auto"/>
+          <w:spacing w:val="0"/>
+          <w:position w:val="0"/>
+          <w:sz w:val="28"/>
+          <w:shd w:fill="auto" w:val="clear"/>
+        </w:rPr>
+        <w:t xml:space="preserve">}, 2000);</w:t>
+      </w:r>
+    </w:p>
+    <w:p>
+      <w:pPr>
+        <w:spacing w:before="0" w:after="200" w:line="276"/>
+        <w:ind w:right="0" w:left="720" w:firstLine="0"/>
+        <w:jc w:val="left"/>
+        <w:rPr>
+          <w:rFonts w:ascii="Calibri" w:hAnsi="Calibri" w:cs="Calibri" w:eastAsia="Calibri"/>
+          <w:color w:val="auto"/>
+          <w:spacing w:val="0"/>
+          <w:position w:val="0"/>
+          <w:sz w:val="28"/>
+          <w:shd w:fill="auto" w:val="clear"/>
+        </w:rPr>
+      </w:pPr>
+      <w:r>
+        <w:rPr>
+          <w:rFonts w:ascii="Calibri" w:hAnsi="Calibri" w:cs="Calibri" w:eastAsia="Calibri"/>
+          <w:color w:val="auto"/>
+          <w:spacing w:val="0"/>
+          <w:position w:val="0"/>
+          <w:sz w:val="28"/>
+          <w:shd w:fill="auto" w:val="clear"/>
+        </w:rPr>
+        <w:t xml:space="preserve">Output:</w:t>
+      </w:r>
+    </w:p>
+    <w:p>
+      <w:pPr>
+        <w:spacing w:before="0" w:after="200" w:line="276"/>
+        <w:ind w:right="0" w:left="720" w:firstLine="0"/>
+        <w:jc w:val="left"/>
+        <w:rPr>
+          <w:rFonts w:ascii="Calibri" w:hAnsi="Calibri" w:cs="Calibri" w:eastAsia="Calibri"/>
+          <w:color w:val="auto"/>
+          <w:spacing w:val="0"/>
+          <w:position w:val="0"/>
+          <w:sz w:val="28"/>
+          <w:shd w:fill="auto" w:val="clear"/>
+        </w:rPr>
+      </w:pPr>
+      <w:r>
+        <w:rPr>
+          <w:rFonts w:ascii="Calibri" w:hAnsi="Calibri" w:cs="Calibri" w:eastAsia="Calibri"/>
+          <w:color w:val="auto"/>
+          <w:spacing w:val="0"/>
+          <w:position w:val="0"/>
+          <w:sz w:val="28"/>
+          <w:shd w:fill="auto" w:val="clear"/>
+        </w:rPr>
+        <w:t xml:space="preserve">Prints "Hello" every 2 seconds.</w:t>
+      </w:r>
+    </w:p>
+    <w:p>
+      <w:pPr>
+        <w:spacing w:before="0" w:after="200" w:line="276"/>
+        <w:ind w:right="0" w:left="0" w:firstLine="0"/>
+        <w:jc w:val="left"/>
+        <w:rPr>
+          <w:rFonts w:ascii="Calibri" w:hAnsi="Calibri" w:cs="Calibri" w:eastAsia="Calibri"/>
+          <w:color w:val="auto"/>
+          <w:spacing w:val="0"/>
+          <w:position w:val="0"/>
+          <w:sz w:val="28"/>
+          <w:shd w:fill="auto" w:val="clear"/>
+        </w:rPr>
+      </w:pPr>
+      <w:r>
+        <w:rPr>
+          <w:rFonts w:ascii="Calibri" w:hAnsi="Calibri" w:cs="Calibri" w:eastAsia="Calibri"/>
+          <w:color w:val="auto"/>
+          <w:spacing w:val="0"/>
+          <w:position w:val="0"/>
+          <w:sz w:val="28"/>
+          <w:shd w:fill="auto" w:val="clear"/>
+        </w:rPr>
+        <w:tab/>
+      </w:r>
+    </w:p>
+    <w:p>
+      <w:pPr>
+        <w:spacing w:before="0" w:after="200" w:line="276"/>
+        <w:ind w:right="0" w:left="0" w:firstLine="0"/>
+        <w:jc w:val="left"/>
+        <w:rPr>
+          <w:rFonts w:ascii="Calibri" w:hAnsi="Calibri" w:cs="Calibri" w:eastAsia="Calibri"/>
+          <w:color w:val="auto"/>
+          <w:spacing w:val="0"/>
+          <w:position w:val="0"/>
+          <w:sz w:val="28"/>
+          <w:shd w:fill="auto" w:val="clear"/>
+        </w:rPr>
+      </w:pPr>
+    </w:p>
+    <w:p>
+      <w:pPr>
+        <w:spacing w:before="0" w:after="200" w:line="276"/>
+        <w:ind w:right="0" w:left="0" w:firstLine="0"/>
+        <w:jc w:val="left"/>
+        <w:rPr>
+          <w:rFonts w:ascii="Calibri" w:hAnsi="Calibri" w:cs="Calibri" w:eastAsia="Calibri"/>
+          <w:color w:val="auto"/>
+          <w:spacing w:val="0"/>
+          <w:position w:val="0"/>
+          <w:sz w:val="28"/>
+          <w:shd w:fill="auto" w:val="clear"/>
+        </w:rPr>
+      </w:pPr>
+      <w:r>
+        <w:rPr>
+          <w:rFonts w:ascii="Calibri" w:hAnsi="Calibri" w:cs="Calibri" w:eastAsia="Calibri"/>
+          <w:color w:val="auto"/>
+          <w:spacing w:val="0"/>
+          <w:position w:val="0"/>
+          <w:sz w:val="28"/>
+          <w:shd w:fill="auto" w:val="clear"/>
+        </w:rPr>
+        <w:t xml:space="preserve">Question 2: Provide an example of how to use setTimeout() to delay an action by 2 seconds.</w:t>
+      </w:r>
+    </w:p>
+    <w:p>
+      <w:pPr>
+        <w:spacing w:before="0" w:after="200" w:line="276"/>
+        <w:ind w:right="0" w:left="0" w:firstLine="0"/>
+        <w:jc w:val="left"/>
+        <w:rPr>
+          <w:rFonts w:ascii="Calibri" w:hAnsi="Calibri" w:cs="Calibri" w:eastAsia="Calibri"/>
+          <w:color w:val="auto"/>
+          <w:spacing w:val="0"/>
+          <w:position w:val="0"/>
+          <w:sz w:val="28"/>
+          <w:shd w:fill="auto" w:val="clear"/>
+        </w:rPr>
+      </w:pPr>
+      <w:r>
+        <w:rPr>
+          <w:rFonts w:ascii="Calibri" w:hAnsi="Calibri" w:cs="Calibri" w:eastAsia="Calibri"/>
+          <w:color w:val="auto"/>
+          <w:spacing w:val="0"/>
+          <w:position w:val="0"/>
+          <w:sz w:val="28"/>
+          <w:shd w:fill="auto" w:val="clear"/>
+        </w:rPr>
+        <w:t xml:space="preserve">Ans.</w:t>
+      </w:r>
+    </w:p>
+    <w:p>
+      <w:pPr>
+        <w:spacing w:before="0" w:after="200" w:line="276"/>
+        <w:ind w:right="0" w:left="0" w:firstLine="0"/>
+        <w:jc w:val="left"/>
+        <w:rPr>
+          <w:rFonts w:ascii="Calibri" w:hAnsi="Calibri" w:cs="Calibri" w:eastAsia="Calibri"/>
+          <w:color w:val="auto"/>
+          <w:spacing w:val="0"/>
+          <w:position w:val="0"/>
+          <w:sz w:val="28"/>
+          <w:shd w:fill="auto" w:val="clear"/>
+        </w:rPr>
+      </w:pPr>
+      <w:r>
+        <w:rPr>
+          <w:rFonts w:ascii="Calibri" w:hAnsi="Calibri" w:cs="Calibri" w:eastAsia="Calibri"/>
+          <w:color w:val="auto"/>
+          <w:spacing w:val="0"/>
+          <w:position w:val="0"/>
+          <w:sz w:val="28"/>
+          <w:shd w:fill="auto" w:val="clear"/>
+        </w:rPr>
+        <w:t xml:space="preserve">setTimeout(function(){</w:t>
+      </w:r>
+    </w:p>
+    <w:p>
+      <w:pPr>
+        <w:spacing w:before="0" w:after="200" w:line="276"/>
+        <w:ind w:right="0" w:left="0" w:firstLine="0"/>
+        <w:jc w:val="left"/>
+        <w:rPr>
+          <w:rFonts w:ascii="Calibri" w:hAnsi="Calibri" w:cs="Calibri" w:eastAsia="Calibri"/>
+          <w:color w:val="auto"/>
+          <w:spacing w:val="0"/>
+          <w:position w:val="0"/>
+          <w:sz w:val="28"/>
+          <w:shd w:fill="auto" w:val="clear"/>
+        </w:rPr>
+      </w:pPr>
+      <w:r>
+        <w:rPr>
+          <w:rFonts w:ascii="Calibri" w:hAnsi="Calibri" w:cs="Calibri" w:eastAsia="Calibri"/>
+          <w:color w:val="auto"/>
+          <w:spacing w:val="0"/>
+          <w:position w:val="0"/>
+          <w:sz w:val="28"/>
+          <w:shd w:fill="auto" w:val="clear"/>
+        </w:rPr>
+        <w:t xml:space="preserve">   console.log("Hello after 2 seconds");</w:t>
+      </w:r>
+    </w:p>
+    <w:p>
+      <w:pPr>
+        <w:spacing w:before="0" w:after="200" w:line="276"/>
+        <w:ind w:right="0" w:left="0" w:firstLine="0"/>
+        <w:jc w:val="left"/>
+        <w:rPr>
+          <w:rFonts w:ascii="Calibri" w:hAnsi="Calibri" w:cs="Calibri" w:eastAsia="Calibri"/>
+          <w:color w:val="auto"/>
+          <w:spacing w:val="0"/>
+          <w:position w:val="0"/>
+          <w:sz w:val="28"/>
+          <w:shd w:fill="auto" w:val="clear"/>
+        </w:rPr>
+      </w:pPr>
+      <w:r>
+        <w:rPr>
+          <w:rFonts w:ascii="Calibri" w:hAnsi="Calibri" w:cs="Calibri" w:eastAsia="Calibri"/>
+          <w:color w:val="auto"/>
+          <w:spacing w:val="0"/>
+          <w:position w:val="0"/>
+          <w:sz w:val="28"/>
+          <w:shd w:fill="auto" w:val="clear"/>
+        </w:rPr>
+        <w:t xml:space="preserve">}, 2000);</w:t>
+      </w:r>
+    </w:p>
+    <w:p>
+      <w:pPr>
+        <w:spacing w:before="0" w:after="200" w:line="276"/>
+        <w:ind w:right="0" w:left="0" w:firstLine="0"/>
+        <w:jc w:val="left"/>
+        <w:rPr>
+          <w:rFonts w:ascii="Calibri" w:hAnsi="Calibri" w:cs="Calibri" w:eastAsia="Calibri"/>
+          <w:color w:val="auto"/>
+          <w:spacing w:val="0"/>
+          <w:position w:val="0"/>
+          <w:sz w:val="28"/>
+          <w:shd w:fill="auto" w:val="clear"/>
+        </w:rPr>
+      </w:pPr>
+    </w:p>
+    <w:p>
+      <w:pPr>
+        <w:spacing w:before="0" w:after="200" w:line="276"/>
+        <w:ind w:right="0" w:left="0" w:firstLine="0"/>
+        <w:jc w:val="left"/>
+        <w:rPr>
+          <w:rFonts w:ascii="Calibri" w:hAnsi="Calibri" w:cs="Calibri" w:eastAsia="Calibri"/>
+          <w:color w:val="auto"/>
+          <w:spacing w:val="0"/>
+          <w:position w:val="0"/>
+          <w:sz w:val="28"/>
+          <w:shd w:fill="auto" w:val="clear"/>
+        </w:rPr>
+      </w:pPr>
+      <w:r>
+        <w:rPr>
+          <w:rFonts w:ascii="Calibri" w:hAnsi="Calibri" w:cs="Calibri" w:eastAsia="Calibri"/>
+          <w:color w:val="auto"/>
+          <w:spacing w:val="0"/>
+          <w:position w:val="0"/>
+          <w:sz w:val="28"/>
+          <w:shd w:fill="auto" w:val="clear"/>
+        </w:rPr>
+        <w:t xml:space="preserve">Explanation</w:t>
+      </w:r>
+    </w:p>
+    <w:p>
+      <w:pPr>
+        <w:spacing w:before="0" w:after="200" w:line="276"/>
+        <w:ind w:right="0" w:left="0" w:firstLine="0"/>
+        <w:jc w:val="left"/>
+        <w:rPr>
+          <w:rFonts w:ascii="Calibri" w:hAnsi="Calibri" w:cs="Calibri" w:eastAsia="Calibri"/>
+          <w:color w:val="auto"/>
+          <w:spacing w:val="0"/>
+          <w:position w:val="0"/>
+          <w:sz w:val="28"/>
+          <w:shd w:fill="auto" w:val="clear"/>
+        </w:rPr>
+      </w:pPr>
+      <w:r>
+        <w:rPr>
+          <w:rFonts w:ascii="Calibri" w:hAnsi="Calibri" w:cs="Calibri" w:eastAsia="Calibri"/>
+          <w:color w:val="auto"/>
+          <w:spacing w:val="0"/>
+          <w:position w:val="0"/>
+          <w:sz w:val="28"/>
+          <w:shd w:fill="auto" w:val="clear"/>
+        </w:rPr>
+        <w:t xml:space="preserve">The function waits for 2 seconds.</w:t>
+      </w:r>
+    </w:p>
+    <w:p>
+      <w:pPr>
+        <w:spacing w:before="0" w:after="200" w:line="276"/>
+        <w:ind w:right="0" w:left="0" w:firstLine="0"/>
+        <w:jc w:val="left"/>
+        <w:rPr>
+          <w:rFonts w:ascii="Calibri" w:hAnsi="Calibri" w:cs="Calibri" w:eastAsia="Calibri"/>
+          <w:color w:val="auto"/>
+          <w:spacing w:val="0"/>
+          <w:position w:val="0"/>
+          <w:sz w:val="28"/>
+          <w:shd w:fill="auto" w:val="clear"/>
+        </w:rPr>
+      </w:pPr>
+      <w:r>
+        <w:rPr>
+          <w:rFonts w:ascii="Calibri" w:hAnsi="Calibri" w:cs="Calibri" w:eastAsia="Calibri"/>
+          <w:color w:val="auto"/>
+          <w:spacing w:val="0"/>
+          <w:position w:val="0"/>
+          <w:sz w:val="28"/>
+          <w:shd w:fill="auto" w:val="clear"/>
+        </w:rPr>
+        <w:t xml:space="preserve">After 2 seconds, "Hello after 2 seconds" is displayed in the console.</w:t>
+      </w:r>
     </w:p>
     <w:p>
       <w:pPr>
@@ -13741,33 +15413,605 @@
           <w:sz w:val="28"/>
           <w:shd w:fill="auto" w:val="clear"/>
         </w:rPr>
-        <w:t xml:space="preserve">Question 1: What is error handling in JavaScript? Explain the try, catch, and finally</w:t>
-      </w:r>
-    </w:p>
-    <w:p>
-      <w:pPr>
-        <w:spacing w:before="0" w:after="200" w:line="276"/>
-        <w:ind w:right="0" w:left="0" w:firstLine="0"/>
-        <w:jc w:val="left"/>
-        <w:rPr>
-          <w:rFonts w:ascii="Calibri" w:hAnsi="Calibri" w:cs="Calibri" w:eastAsia="Calibri"/>
-          <w:color w:val="auto"/>
-          <w:spacing w:val="0"/>
-          <w:position w:val="0"/>
-          <w:sz w:val="28"/>
-          <w:shd w:fill="auto" w:val="clear"/>
-        </w:rPr>
-      </w:pPr>
-      <w:r>
-        <w:rPr>
-          <w:rFonts w:ascii="Calibri" w:hAnsi="Calibri" w:cs="Calibri" w:eastAsia="Calibri"/>
-          <w:color w:val="auto"/>
-          <w:spacing w:val="0"/>
-          <w:position w:val="0"/>
-          <w:sz w:val="28"/>
-          <w:shd w:fill="auto" w:val="clear"/>
-        </w:rPr>
-        <w:t xml:space="preserve">blockswith an example.</w:t>
+        <w:t xml:space="preserve">Question 1: What is error handling in JavaScript? Explain the try, catch, and finally blockswith an example.</w:t>
+      </w:r>
+    </w:p>
+    <w:p>
+      <w:pPr>
+        <w:spacing w:before="0" w:after="200" w:line="276"/>
+        <w:ind w:right="0" w:left="0" w:firstLine="0"/>
+        <w:jc w:val="left"/>
+        <w:rPr>
+          <w:rFonts w:ascii="Calibri" w:hAnsi="Calibri" w:cs="Calibri" w:eastAsia="Calibri"/>
+          <w:color w:val="auto"/>
+          <w:spacing w:val="0"/>
+          <w:position w:val="0"/>
+          <w:sz w:val="28"/>
+          <w:shd w:fill="auto" w:val="clear"/>
+        </w:rPr>
+      </w:pPr>
+      <w:r>
+        <w:rPr>
+          <w:rFonts w:ascii="Calibri" w:hAnsi="Calibri" w:cs="Calibri" w:eastAsia="Calibri"/>
+          <w:color w:val="auto"/>
+          <w:spacing w:val="0"/>
+          <w:position w:val="0"/>
+          <w:sz w:val="28"/>
+          <w:shd w:fill="auto" w:val="clear"/>
+        </w:rPr>
+        <w:t xml:space="preserve">Ans.</w:t>
+      </w:r>
+    </w:p>
+    <w:p>
+      <w:pPr>
+        <w:spacing w:before="0" w:after="200" w:line="276"/>
+        <w:ind w:right="0" w:left="720" w:firstLine="0"/>
+        <w:jc w:val="left"/>
+        <w:rPr>
+          <w:rFonts w:ascii="Calibri" w:hAnsi="Calibri" w:cs="Calibri" w:eastAsia="Calibri"/>
+          <w:color w:val="auto"/>
+          <w:spacing w:val="0"/>
+          <w:position w:val="0"/>
+          <w:sz w:val="28"/>
+          <w:shd w:fill="auto" w:val="clear"/>
+        </w:rPr>
+      </w:pPr>
+      <w:r>
+        <w:rPr>
+          <w:rFonts w:ascii="Calibri" w:hAnsi="Calibri" w:cs="Calibri" w:eastAsia="Calibri"/>
+          <w:color w:val="auto"/>
+          <w:spacing w:val="0"/>
+          <w:position w:val="0"/>
+          <w:sz w:val="28"/>
+          <w:shd w:fill="auto" w:val="clear"/>
+        </w:rPr>
+        <w:t xml:space="preserve">Error Handling in JavaScript</w:t>
+      </w:r>
+    </w:p>
+    <w:p>
+      <w:pPr>
+        <w:spacing w:before="0" w:after="200" w:line="276"/>
+        <w:ind w:right="0" w:left="720" w:firstLine="0"/>
+        <w:jc w:val="left"/>
+        <w:rPr>
+          <w:rFonts w:ascii="Calibri" w:hAnsi="Calibri" w:cs="Calibri" w:eastAsia="Calibri"/>
+          <w:color w:val="auto"/>
+          <w:spacing w:val="0"/>
+          <w:position w:val="0"/>
+          <w:sz w:val="28"/>
+          <w:shd w:fill="auto" w:val="clear"/>
+        </w:rPr>
+      </w:pPr>
+      <w:r>
+        <w:rPr>
+          <w:rFonts w:ascii="Calibri" w:hAnsi="Calibri" w:cs="Calibri" w:eastAsia="Calibri"/>
+          <w:color w:val="auto"/>
+          <w:spacing w:val="0"/>
+          <w:position w:val="0"/>
+          <w:sz w:val="28"/>
+          <w:shd w:fill="auto" w:val="clear"/>
+        </w:rPr>
+        <w:t xml:space="preserve">Error handling is used to manage runtime errors in a program.</w:t>
+      </w:r>
+    </w:p>
+    <w:p>
+      <w:pPr>
+        <w:spacing w:before="0" w:after="200" w:line="276"/>
+        <w:ind w:right="0" w:left="720" w:firstLine="0"/>
+        <w:jc w:val="left"/>
+        <w:rPr>
+          <w:rFonts w:ascii="Calibri" w:hAnsi="Calibri" w:cs="Calibri" w:eastAsia="Calibri"/>
+          <w:color w:val="auto"/>
+          <w:spacing w:val="0"/>
+          <w:position w:val="0"/>
+          <w:sz w:val="28"/>
+          <w:shd w:fill="auto" w:val="clear"/>
+        </w:rPr>
+      </w:pPr>
+      <w:r>
+        <w:rPr>
+          <w:rFonts w:ascii="Calibri" w:hAnsi="Calibri" w:cs="Calibri" w:eastAsia="Calibri"/>
+          <w:color w:val="auto"/>
+          <w:spacing w:val="0"/>
+          <w:position w:val="0"/>
+          <w:sz w:val="28"/>
+          <w:shd w:fill="auto" w:val="clear"/>
+        </w:rPr>
+        <w:t xml:space="preserve">It prevents the program from stopping suddenly.</w:t>
+      </w:r>
+    </w:p>
+    <w:p>
+      <w:pPr>
+        <w:spacing w:before="0" w:after="200" w:line="276"/>
+        <w:ind w:right="0" w:left="720" w:firstLine="0"/>
+        <w:jc w:val="left"/>
+        <w:rPr>
+          <w:rFonts w:ascii="Calibri" w:hAnsi="Calibri" w:cs="Calibri" w:eastAsia="Calibri"/>
+          <w:color w:val="auto"/>
+          <w:spacing w:val="0"/>
+          <w:position w:val="0"/>
+          <w:sz w:val="28"/>
+          <w:shd w:fill="auto" w:val="clear"/>
+        </w:rPr>
+      </w:pPr>
+      <w:r>
+        <w:rPr>
+          <w:rFonts w:ascii="Calibri" w:hAnsi="Calibri" w:cs="Calibri" w:eastAsia="Calibri"/>
+          <w:color w:val="auto"/>
+          <w:spacing w:val="0"/>
+          <w:position w:val="0"/>
+          <w:sz w:val="28"/>
+          <w:shd w:fill="auto" w:val="clear"/>
+        </w:rPr>
+        <w:t xml:space="preserve">JavaScript uses try, catch, and finally blocks for error handling.</w:t>
+      </w:r>
+    </w:p>
+    <w:p>
+      <w:pPr>
+        <w:spacing w:before="0" w:after="200" w:line="276"/>
+        <w:ind w:right="0" w:left="720" w:firstLine="0"/>
+        <w:jc w:val="left"/>
+        <w:rPr>
+          <w:rFonts w:ascii="Calibri" w:hAnsi="Calibri" w:cs="Calibri" w:eastAsia="Calibri"/>
+          <w:color w:val="auto"/>
+          <w:spacing w:val="0"/>
+          <w:position w:val="0"/>
+          <w:sz w:val="28"/>
+          <w:shd w:fill="auto" w:val="clear"/>
+        </w:rPr>
+      </w:pPr>
+      <w:r>
+        <w:rPr>
+          <w:rFonts w:ascii="Calibri" w:hAnsi="Calibri" w:cs="Calibri" w:eastAsia="Calibri"/>
+          <w:color w:val="auto"/>
+          <w:spacing w:val="0"/>
+          <w:position w:val="0"/>
+          <w:sz w:val="28"/>
+          <w:shd w:fill="auto" w:val="clear"/>
+        </w:rPr>
+        <w:t xml:space="preserve">try Block</w:t>
+      </w:r>
+    </w:p>
+    <w:p>
+      <w:pPr>
+        <w:spacing w:before="0" w:after="200" w:line="276"/>
+        <w:ind w:right="0" w:left="720" w:firstLine="0"/>
+        <w:jc w:val="left"/>
+        <w:rPr>
+          <w:rFonts w:ascii="Calibri" w:hAnsi="Calibri" w:cs="Calibri" w:eastAsia="Calibri"/>
+          <w:color w:val="auto"/>
+          <w:spacing w:val="0"/>
+          <w:position w:val="0"/>
+          <w:sz w:val="28"/>
+          <w:shd w:fill="auto" w:val="clear"/>
+        </w:rPr>
+      </w:pPr>
+      <w:r>
+        <w:rPr>
+          <w:rFonts w:ascii="Calibri" w:hAnsi="Calibri" w:cs="Calibri" w:eastAsia="Calibri"/>
+          <w:color w:val="auto"/>
+          <w:spacing w:val="0"/>
+          <w:position w:val="0"/>
+          <w:sz w:val="28"/>
+          <w:shd w:fill="auto" w:val="clear"/>
+        </w:rPr>
+        <w:t xml:space="preserve">The try block contains code that may cause an error.</w:t>
+      </w:r>
+    </w:p>
+    <w:p>
+      <w:pPr>
+        <w:spacing w:before="0" w:after="200" w:line="276"/>
+        <w:ind w:right="0" w:left="720" w:firstLine="0"/>
+        <w:jc w:val="left"/>
+        <w:rPr>
+          <w:rFonts w:ascii="Calibri" w:hAnsi="Calibri" w:cs="Calibri" w:eastAsia="Calibri"/>
+          <w:color w:val="auto"/>
+          <w:spacing w:val="0"/>
+          <w:position w:val="0"/>
+          <w:sz w:val="28"/>
+          <w:shd w:fill="auto" w:val="clear"/>
+        </w:rPr>
+      </w:pPr>
+      <w:r>
+        <w:rPr>
+          <w:rFonts w:ascii="Calibri" w:hAnsi="Calibri" w:cs="Calibri" w:eastAsia="Calibri"/>
+          <w:color w:val="auto"/>
+          <w:spacing w:val="0"/>
+          <w:position w:val="0"/>
+          <w:sz w:val="28"/>
+          <w:shd w:fill="auto" w:val="clear"/>
+        </w:rPr>
+        <w:t xml:space="preserve">catch Block</w:t>
+      </w:r>
+    </w:p>
+    <w:p>
+      <w:pPr>
+        <w:spacing w:before="0" w:after="200" w:line="276"/>
+        <w:ind w:right="0" w:left="720" w:firstLine="0"/>
+        <w:jc w:val="left"/>
+        <w:rPr>
+          <w:rFonts w:ascii="Calibri" w:hAnsi="Calibri" w:cs="Calibri" w:eastAsia="Calibri"/>
+          <w:color w:val="auto"/>
+          <w:spacing w:val="0"/>
+          <w:position w:val="0"/>
+          <w:sz w:val="28"/>
+          <w:shd w:fill="auto" w:val="clear"/>
+        </w:rPr>
+      </w:pPr>
+      <w:r>
+        <w:rPr>
+          <w:rFonts w:ascii="Calibri" w:hAnsi="Calibri" w:cs="Calibri" w:eastAsia="Calibri"/>
+          <w:color w:val="auto"/>
+          <w:spacing w:val="0"/>
+          <w:position w:val="0"/>
+          <w:sz w:val="28"/>
+          <w:shd w:fill="auto" w:val="clear"/>
+        </w:rPr>
+        <w:t xml:space="preserve">The catch block handles the error if one occurs.</w:t>
+      </w:r>
+    </w:p>
+    <w:p>
+      <w:pPr>
+        <w:spacing w:before="0" w:after="200" w:line="276"/>
+        <w:ind w:right="0" w:left="720" w:firstLine="0"/>
+        <w:jc w:val="left"/>
+        <w:rPr>
+          <w:rFonts w:ascii="Calibri" w:hAnsi="Calibri" w:cs="Calibri" w:eastAsia="Calibri"/>
+          <w:color w:val="auto"/>
+          <w:spacing w:val="0"/>
+          <w:position w:val="0"/>
+          <w:sz w:val="28"/>
+          <w:shd w:fill="auto" w:val="clear"/>
+        </w:rPr>
+      </w:pPr>
+      <w:r>
+        <w:rPr>
+          <w:rFonts w:ascii="Calibri" w:hAnsi="Calibri" w:cs="Calibri" w:eastAsia="Calibri"/>
+          <w:color w:val="auto"/>
+          <w:spacing w:val="0"/>
+          <w:position w:val="0"/>
+          <w:sz w:val="28"/>
+          <w:shd w:fill="auto" w:val="clear"/>
+        </w:rPr>
+        <w:t xml:space="preserve">It prevents the program from crashing.</w:t>
+      </w:r>
+    </w:p>
+    <w:p>
+      <w:pPr>
+        <w:spacing w:before="0" w:after="200" w:line="276"/>
+        <w:ind w:right="0" w:left="720" w:firstLine="0"/>
+        <w:jc w:val="left"/>
+        <w:rPr>
+          <w:rFonts w:ascii="Calibri" w:hAnsi="Calibri" w:cs="Calibri" w:eastAsia="Calibri"/>
+          <w:color w:val="auto"/>
+          <w:spacing w:val="0"/>
+          <w:position w:val="0"/>
+          <w:sz w:val="28"/>
+          <w:shd w:fill="auto" w:val="clear"/>
+        </w:rPr>
+      </w:pPr>
+      <w:r>
+        <w:rPr>
+          <w:rFonts w:ascii="Calibri" w:hAnsi="Calibri" w:cs="Calibri" w:eastAsia="Calibri"/>
+          <w:color w:val="auto"/>
+          <w:spacing w:val="0"/>
+          <w:position w:val="0"/>
+          <w:sz w:val="28"/>
+          <w:shd w:fill="auto" w:val="clear"/>
+        </w:rPr>
+        <w:t xml:space="preserve">finally Block</w:t>
+      </w:r>
+    </w:p>
+    <w:p>
+      <w:pPr>
+        <w:spacing w:before="0" w:after="200" w:line="276"/>
+        <w:ind w:right="0" w:left="720" w:firstLine="0"/>
+        <w:jc w:val="left"/>
+        <w:rPr>
+          <w:rFonts w:ascii="Calibri" w:hAnsi="Calibri" w:cs="Calibri" w:eastAsia="Calibri"/>
+          <w:color w:val="auto"/>
+          <w:spacing w:val="0"/>
+          <w:position w:val="0"/>
+          <w:sz w:val="28"/>
+          <w:shd w:fill="auto" w:val="clear"/>
+        </w:rPr>
+      </w:pPr>
+      <w:r>
+        <w:rPr>
+          <w:rFonts w:ascii="Calibri" w:hAnsi="Calibri" w:cs="Calibri" w:eastAsia="Calibri"/>
+          <w:color w:val="auto"/>
+          <w:spacing w:val="0"/>
+          <w:position w:val="0"/>
+          <w:sz w:val="28"/>
+          <w:shd w:fill="auto" w:val="clear"/>
+        </w:rPr>
+        <w:t xml:space="preserve">The finally block always executes.</w:t>
+      </w:r>
+    </w:p>
+    <w:p>
+      <w:pPr>
+        <w:spacing w:before="0" w:after="200" w:line="276"/>
+        <w:ind w:right="0" w:left="720" w:firstLine="0"/>
+        <w:jc w:val="left"/>
+        <w:rPr>
+          <w:rFonts w:ascii="Calibri" w:hAnsi="Calibri" w:cs="Calibri" w:eastAsia="Calibri"/>
+          <w:color w:val="auto"/>
+          <w:spacing w:val="0"/>
+          <w:position w:val="0"/>
+          <w:sz w:val="28"/>
+          <w:shd w:fill="auto" w:val="clear"/>
+        </w:rPr>
+      </w:pPr>
+      <w:r>
+        <w:rPr>
+          <w:rFonts w:ascii="Calibri" w:hAnsi="Calibri" w:cs="Calibri" w:eastAsia="Calibri"/>
+          <w:color w:val="auto"/>
+          <w:spacing w:val="0"/>
+          <w:position w:val="0"/>
+          <w:sz w:val="28"/>
+          <w:shd w:fill="auto" w:val="clear"/>
+        </w:rPr>
+        <w:t xml:space="preserve">It runs whether an error occurs or not.</w:t>
+      </w:r>
+    </w:p>
+    <w:p>
+      <w:pPr>
+        <w:spacing w:before="0" w:after="200" w:line="276"/>
+        <w:ind w:right="0" w:left="720" w:firstLine="0"/>
+        <w:jc w:val="left"/>
+        <w:rPr>
+          <w:rFonts w:ascii="Calibri" w:hAnsi="Calibri" w:cs="Calibri" w:eastAsia="Calibri"/>
+          <w:color w:val="auto"/>
+          <w:spacing w:val="0"/>
+          <w:position w:val="0"/>
+          <w:sz w:val="28"/>
+          <w:shd w:fill="auto" w:val="clear"/>
+        </w:rPr>
+      </w:pPr>
+      <w:r>
+        <w:rPr>
+          <w:rFonts w:ascii="Calibri" w:hAnsi="Calibri" w:cs="Calibri" w:eastAsia="Calibri"/>
+          <w:color w:val="auto"/>
+          <w:spacing w:val="0"/>
+          <w:position w:val="0"/>
+          <w:sz w:val="28"/>
+          <w:shd w:fill="auto" w:val="clear"/>
+        </w:rPr>
+        <w:t xml:space="preserve">Example</w:t>
+      </w:r>
+    </w:p>
+    <w:p>
+      <w:pPr>
+        <w:spacing w:before="0" w:after="200" w:line="276"/>
+        <w:ind w:right="0" w:left="720" w:firstLine="0"/>
+        <w:jc w:val="left"/>
+        <w:rPr>
+          <w:rFonts w:ascii="Calibri" w:hAnsi="Calibri" w:cs="Calibri" w:eastAsia="Calibri"/>
+          <w:color w:val="auto"/>
+          <w:spacing w:val="0"/>
+          <w:position w:val="0"/>
+          <w:sz w:val="28"/>
+          <w:shd w:fill="auto" w:val="clear"/>
+        </w:rPr>
+      </w:pPr>
+      <w:r>
+        <w:rPr>
+          <w:rFonts w:ascii="Calibri" w:hAnsi="Calibri" w:cs="Calibri" w:eastAsia="Calibri"/>
+          <w:color w:val="auto"/>
+          <w:spacing w:val="0"/>
+          <w:position w:val="0"/>
+          <w:sz w:val="28"/>
+          <w:shd w:fill="auto" w:val="clear"/>
+        </w:rPr>
+        <w:t xml:space="preserve">try{</w:t>
+      </w:r>
+    </w:p>
+    <w:p>
+      <w:pPr>
+        <w:spacing w:before="0" w:after="200" w:line="276"/>
+        <w:ind w:right="0" w:left="720" w:firstLine="0"/>
+        <w:jc w:val="left"/>
+        <w:rPr>
+          <w:rFonts w:ascii="Calibri" w:hAnsi="Calibri" w:cs="Calibri" w:eastAsia="Calibri"/>
+          <w:color w:val="auto"/>
+          <w:spacing w:val="0"/>
+          <w:position w:val="0"/>
+          <w:sz w:val="28"/>
+          <w:shd w:fill="auto" w:val="clear"/>
+        </w:rPr>
+      </w:pPr>
+      <w:r>
+        <w:rPr>
+          <w:rFonts w:ascii="Calibri" w:hAnsi="Calibri" w:cs="Calibri" w:eastAsia="Calibri"/>
+          <w:color w:val="auto"/>
+          <w:spacing w:val="0"/>
+          <w:position w:val="0"/>
+          <w:sz w:val="28"/>
+          <w:shd w:fill="auto" w:val="clear"/>
+        </w:rPr>
+        <w:t xml:space="preserve">   let num = x + 10;</w:t>
+      </w:r>
+    </w:p>
+    <w:p>
+      <w:pPr>
+        <w:spacing w:before="0" w:after="200" w:line="276"/>
+        <w:ind w:right="0" w:left="720" w:firstLine="0"/>
+        <w:jc w:val="left"/>
+        <w:rPr>
+          <w:rFonts w:ascii="Calibri" w:hAnsi="Calibri" w:cs="Calibri" w:eastAsia="Calibri"/>
+          <w:color w:val="auto"/>
+          <w:spacing w:val="0"/>
+          <w:position w:val="0"/>
+          <w:sz w:val="28"/>
+          <w:shd w:fill="auto" w:val="clear"/>
+        </w:rPr>
+      </w:pPr>
+      <w:r>
+        <w:rPr>
+          <w:rFonts w:ascii="Calibri" w:hAnsi="Calibri" w:cs="Calibri" w:eastAsia="Calibri"/>
+          <w:color w:val="auto"/>
+          <w:spacing w:val="0"/>
+          <w:position w:val="0"/>
+          <w:sz w:val="28"/>
+          <w:shd w:fill="auto" w:val="clear"/>
+        </w:rPr>
+        <w:t xml:space="preserve">}</w:t>
+      </w:r>
+    </w:p>
+    <w:p>
+      <w:pPr>
+        <w:spacing w:before="0" w:after="200" w:line="276"/>
+        <w:ind w:right="0" w:left="720" w:firstLine="0"/>
+        <w:jc w:val="left"/>
+        <w:rPr>
+          <w:rFonts w:ascii="Calibri" w:hAnsi="Calibri" w:cs="Calibri" w:eastAsia="Calibri"/>
+          <w:color w:val="auto"/>
+          <w:spacing w:val="0"/>
+          <w:position w:val="0"/>
+          <w:sz w:val="28"/>
+          <w:shd w:fill="auto" w:val="clear"/>
+        </w:rPr>
+      </w:pPr>
+      <w:r>
+        <w:rPr>
+          <w:rFonts w:ascii="Calibri" w:hAnsi="Calibri" w:cs="Calibri" w:eastAsia="Calibri"/>
+          <w:color w:val="auto"/>
+          <w:spacing w:val="0"/>
+          <w:position w:val="0"/>
+          <w:sz w:val="28"/>
+          <w:shd w:fill="auto" w:val="clear"/>
+        </w:rPr>
+        <w:t xml:space="preserve">catch(error){</w:t>
+      </w:r>
+    </w:p>
+    <w:p>
+      <w:pPr>
+        <w:spacing w:before="0" w:after="200" w:line="276"/>
+        <w:ind w:right="0" w:left="720" w:firstLine="0"/>
+        <w:jc w:val="left"/>
+        <w:rPr>
+          <w:rFonts w:ascii="Calibri" w:hAnsi="Calibri" w:cs="Calibri" w:eastAsia="Calibri"/>
+          <w:color w:val="auto"/>
+          <w:spacing w:val="0"/>
+          <w:position w:val="0"/>
+          <w:sz w:val="28"/>
+          <w:shd w:fill="auto" w:val="clear"/>
+        </w:rPr>
+      </w:pPr>
+      <w:r>
+        <w:rPr>
+          <w:rFonts w:ascii="Calibri" w:hAnsi="Calibri" w:cs="Calibri" w:eastAsia="Calibri"/>
+          <w:color w:val="auto"/>
+          <w:spacing w:val="0"/>
+          <w:position w:val="0"/>
+          <w:sz w:val="28"/>
+          <w:shd w:fill="auto" w:val="clear"/>
+        </w:rPr>
+        <w:t xml:space="preserve">   console.log("Error Found");</w:t>
+      </w:r>
+    </w:p>
+    <w:p>
+      <w:pPr>
+        <w:spacing w:before="0" w:after="200" w:line="276"/>
+        <w:ind w:right="0" w:left="720" w:firstLine="0"/>
+        <w:jc w:val="left"/>
+        <w:rPr>
+          <w:rFonts w:ascii="Calibri" w:hAnsi="Calibri" w:cs="Calibri" w:eastAsia="Calibri"/>
+          <w:color w:val="auto"/>
+          <w:spacing w:val="0"/>
+          <w:position w:val="0"/>
+          <w:sz w:val="28"/>
+          <w:shd w:fill="auto" w:val="clear"/>
+        </w:rPr>
+      </w:pPr>
+      <w:r>
+        <w:rPr>
+          <w:rFonts w:ascii="Calibri" w:hAnsi="Calibri" w:cs="Calibri" w:eastAsia="Calibri"/>
+          <w:color w:val="auto"/>
+          <w:spacing w:val="0"/>
+          <w:position w:val="0"/>
+          <w:sz w:val="28"/>
+          <w:shd w:fill="auto" w:val="clear"/>
+        </w:rPr>
+        <w:t xml:space="preserve">}</w:t>
+      </w:r>
+    </w:p>
+    <w:p>
+      <w:pPr>
+        <w:spacing w:before="0" w:after="200" w:line="276"/>
+        <w:ind w:right="0" w:left="720" w:firstLine="0"/>
+        <w:jc w:val="left"/>
+        <w:rPr>
+          <w:rFonts w:ascii="Calibri" w:hAnsi="Calibri" w:cs="Calibri" w:eastAsia="Calibri"/>
+          <w:color w:val="auto"/>
+          <w:spacing w:val="0"/>
+          <w:position w:val="0"/>
+          <w:sz w:val="28"/>
+          <w:shd w:fill="auto" w:val="clear"/>
+        </w:rPr>
+      </w:pPr>
+      <w:r>
+        <w:rPr>
+          <w:rFonts w:ascii="Calibri" w:hAnsi="Calibri" w:cs="Calibri" w:eastAsia="Calibri"/>
+          <w:color w:val="auto"/>
+          <w:spacing w:val="0"/>
+          <w:position w:val="0"/>
+          <w:sz w:val="28"/>
+          <w:shd w:fill="auto" w:val="clear"/>
+        </w:rPr>
+        <w:t xml:space="preserve">finally{</w:t>
+      </w:r>
+    </w:p>
+    <w:p>
+      <w:pPr>
+        <w:spacing w:before="0" w:after="200" w:line="276"/>
+        <w:ind w:right="0" w:left="720" w:firstLine="0"/>
+        <w:jc w:val="left"/>
+        <w:rPr>
+          <w:rFonts w:ascii="Calibri" w:hAnsi="Calibri" w:cs="Calibri" w:eastAsia="Calibri"/>
+          <w:color w:val="auto"/>
+          <w:spacing w:val="0"/>
+          <w:position w:val="0"/>
+          <w:sz w:val="28"/>
+          <w:shd w:fill="auto" w:val="clear"/>
+        </w:rPr>
+      </w:pPr>
+      <w:r>
+        <w:rPr>
+          <w:rFonts w:ascii="Calibri" w:hAnsi="Calibri" w:cs="Calibri" w:eastAsia="Calibri"/>
+          <w:color w:val="auto"/>
+          <w:spacing w:val="0"/>
+          <w:position w:val="0"/>
+          <w:sz w:val="28"/>
+          <w:shd w:fill="auto" w:val="clear"/>
+        </w:rPr>
+        <w:t xml:space="preserve">   console.log("Program Finished");</w:t>
+      </w:r>
+    </w:p>
+    <w:p>
+      <w:pPr>
+        <w:spacing w:before="0" w:after="200" w:line="276"/>
+        <w:ind w:right="0" w:left="720" w:firstLine="0"/>
+        <w:jc w:val="left"/>
+        <w:rPr>
+          <w:rFonts w:ascii="Calibri" w:hAnsi="Calibri" w:cs="Calibri" w:eastAsia="Calibri"/>
+          <w:color w:val="auto"/>
+          <w:spacing w:val="0"/>
+          <w:position w:val="0"/>
+          <w:sz w:val="28"/>
+          <w:shd w:fill="auto" w:val="clear"/>
+        </w:rPr>
+      </w:pPr>
+      <w:r>
+        <w:rPr>
+          <w:rFonts w:ascii="Calibri" w:hAnsi="Calibri" w:cs="Calibri" w:eastAsia="Calibri"/>
+          <w:color w:val="auto"/>
+          <w:spacing w:val="0"/>
+          <w:position w:val="0"/>
+          <w:sz w:val="28"/>
+          <w:shd w:fill="auto" w:val="clear"/>
+        </w:rPr>
+        <w:t xml:space="preserve">}</w:t>
       </w:r>
     </w:p>
     <w:p>
@@ -13787,25 +16031,356 @@
       </w:pPr>
       <w:r>
         <w:rPr>
-          <w:rFonts w:ascii="Wingdings" w:hAnsi="Wingdings" w:cs="Wingdings" w:eastAsia="Wingdings"/>
-          <w:color w:val="auto"/>
-          <w:spacing w:val="0"/>
-          <w:position w:val="0"/>
-          <w:sz w:val="28"/>
-          <w:shd w:fill="auto" w:val="clear"/>
-        </w:rPr>
-        <w:t xml:space="preserve"></w:t>
-      </w:r>
-      <w:r>
-        <w:rPr>
-          <w:rFonts w:ascii="Calibri" w:hAnsi="Calibri" w:cs="Calibri" w:eastAsia="Calibri"/>
-          <w:color w:val="auto"/>
-          <w:spacing w:val="0"/>
-          <w:position w:val="0"/>
-          <w:sz w:val="28"/>
-          <w:shd w:fill="auto" w:val="clear"/>
-        </w:rPr>
-        <w:t xml:space="preserve"> Question 2: Why is error handling important in JavaScript applications?</w:t>
+          <w:rFonts w:ascii="Calibri" w:hAnsi="Calibri" w:cs="Calibri" w:eastAsia="Calibri"/>
+          <w:color w:val="auto"/>
+          <w:spacing w:val="0"/>
+          <w:position w:val="0"/>
+          <w:sz w:val="28"/>
+          <w:shd w:fill="auto" w:val="clear"/>
+        </w:rPr>
+        <w:t xml:space="preserve">Question 2: Why is error handling important in JavaScript applications?</w:t>
+      </w:r>
+    </w:p>
+    <w:p>
+      <w:pPr>
+        <w:spacing w:before="0" w:after="200" w:line="276"/>
+        <w:ind w:right="0" w:left="0" w:firstLine="0"/>
+        <w:jc w:val="left"/>
+        <w:rPr>
+          <w:rFonts w:ascii="Calibri" w:hAnsi="Calibri" w:cs="Calibri" w:eastAsia="Calibri"/>
+          <w:color w:val="auto"/>
+          <w:spacing w:val="0"/>
+          <w:position w:val="0"/>
+          <w:sz w:val="28"/>
+          <w:shd w:fill="auto" w:val="clear"/>
+        </w:rPr>
+      </w:pPr>
+      <w:r>
+        <w:rPr>
+          <w:rFonts w:ascii="Calibri" w:hAnsi="Calibri" w:cs="Calibri" w:eastAsia="Calibri"/>
+          <w:color w:val="auto"/>
+          <w:spacing w:val="0"/>
+          <w:position w:val="0"/>
+          <w:sz w:val="28"/>
+          <w:shd w:fill="auto" w:val="clear"/>
+        </w:rPr>
+        <w:t xml:space="preserve">Ans.</w:t>
+      </w:r>
+    </w:p>
+    <w:p>
+      <w:pPr>
+        <w:spacing w:before="0" w:after="200" w:line="276"/>
+        <w:ind w:right="0" w:left="0" w:firstLine="0"/>
+        <w:jc w:val="left"/>
+        <w:rPr>
+          <w:rFonts w:ascii="Calibri" w:hAnsi="Calibri" w:cs="Calibri" w:eastAsia="Calibri"/>
+          <w:color w:val="auto"/>
+          <w:spacing w:val="0"/>
+          <w:position w:val="0"/>
+          <w:sz w:val="28"/>
+          <w:shd w:fill="auto" w:val="clear"/>
+        </w:rPr>
+      </w:pPr>
+      <w:r>
+        <w:rPr>
+          <w:rFonts w:ascii="Calibri" w:hAnsi="Calibri" w:cs="Calibri" w:eastAsia="Calibri"/>
+          <w:color w:val="auto"/>
+          <w:spacing w:val="0"/>
+          <w:position w:val="0"/>
+          <w:sz w:val="28"/>
+          <w:shd w:fill="auto" w:val="clear"/>
+        </w:rPr>
+        <w:tab/>
+        <w:t xml:space="preserve">Importance of Error Handling in JavaScript</w:t>
+      </w:r>
+    </w:p>
+    <w:p>
+      <w:pPr>
+        <w:numPr>
+          <w:ilvl w:val="0"/>
+          <w:numId w:val="100"/>
+        </w:numPr>
+        <w:spacing w:before="0" w:after="200" w:line="276"/>
+        <w:ind w:right="0" w:left="1440" w:hanging="360"/>
+        <w:jc w:val="left"/>
+        <w:rPr>
+          <w:rFonts w:ascii="Calibri" w:hAnsi="Calibri" w:cs="Calibri" w:eastAsia="Calibri"/>
+          <w:color w:val="auto"/>
+          <w:spacing w:val="0"/>
+          <w:position w:val="0"/>
+          <w:sz w:val="28"/>
+          <w:shd w:fill="auto" w:val="clear"/>
+        </w:rPr>
+      </w:pPr>
+      <w:r>
+        <w:rPr>
+          <w:rFonts w:ascii="Calibri" w:hAnsi="Calibri" w:cs="Calibri" w:eastAsia="Calibri"/>
+          <w:color w:val="auto"/>
+          <w:spacing w:val="0"/>
+          <w:position w:val="0"/>
+          <w:sz w:val="28"/>
+          <w:shd w:fill="auto" w:val="clear"/>
+        </w:rPr>
+        <w:t xml:space="preserve">Error handling prevents the program from crashing.</w:t>
+      </w:r>
+    </w:p>
+    <w:p>
+      <w:pPr>
+        <w:numPr>
+          <w:ilvl w:val="0"/>
+          <w:numId w:val="100"/>
+        </w:numPr>
+        <w:spacing w:before="0" w:after="200" w:line="276"/>
+        <w:ind w:right="0" w:left="1440" w:hanging="360"/>
+        <w:jc w:val="left"/>
+        <w:rPr>
+          <w:rFonts w:ascii="Calibri" w:hAnsi="Calibri" w:cs="Calibri" w:eastAsia="Calibri"/>
+          <w:color w:val="auto"/>
+          <w:spacing w:val="0"/>
+          <w:position w:val="0"/>
+          <w:sz w:val="28"/>
+          <w:shd w:fill="auto" w:val="clear"/>
+        </w:rPr>
+      </w:pPr>
+      <w:r>
+        <w:rPr>
+          <w:rFonts w:ascii="Calibri" w:hAnsi="Calibri" w:cs="Calibri" w:eastAsia="Calibri"/>
+          <w:color w:val="auto"/>
+          <w:spacing w:val="0"/>
+          <w:position w:val="0"/>
+          <w:sz w:val="28"/>
+          <w:shd w:fill="auto" w:val="clear"/>
+        </w:rPr>
+        <w:t xml:space="preserve">It helps identify and manage errors properly.</w:t>
+      </w:r>
+    </w:p>
+    <w:p>
+      <w:pPr>
+        <w:numPr>
+          <w:ilvl w:val="0"/>
+          <w:numId w:val="100"/>
+        </w:numPr>
+        <w:spacing w:before="0" w:after="200" w:line="276"/>
+        <w:ind w:right="0" w:left="1440" w:hanging="360"/>
+        <w:jc w:val="left"/>
+        <w:rPr>
+          <w:rFonts w:ascii="Calibri" w:hAnsi="Calibri" w:cs="Calibri" w:eastAsia="Calibri"/>
+          <w:color w:val="auto"/>
+          <w:spacing w:val="0"/>
+          <w:position w:val="0"/>
+          <w:sz w:val="28"/>
+          <w:shd w:fill="auto" w:val="clear"/>
+        </w:rPr>
+      </w:pPr>
+      <w:r>
+        <w:rPr>
+          <w:rFonts w:ascii="Calibri" w:hAnsi="Calibri" w:cs="Calibri" w:eastAsia="Calibri"/>
+          <w:color w:val="auto"/>
+          <w:spacing w:val="0"/>
+          <w:position w:val="0"/>
+          <w:sz w:val="28"/>
+          <w:shd w:fill="auto" w:val="clear"/>
+        </w:rPr>
+        <w:t xml:space="preserve">It improves the user experience by showing friendly error messages.</w:t>
+      </w:r>
+    </w:p>
+    <w:p>
+      <w:pPr>
+        <w:numPr>
+          <w:ilvl w:val="0"/>
+          <w:numId w:val="100"/>
+        </w:numPr>
+        <w:spacing w:before="0" w:after="200" w:line="276"/>
+        <w:ind w:right="0" w:left="1440" w:hanging="360"/>
+        <w:jc w:val="left"/>
+        <w:rPr>
+          <w:rFonts w:ascii="Calibri" w:hAnsi="Calibri" w:cs="Calibri" w:eastAsia="Calibri"/>
+          <w:color w:val="auto"/>
+          <w:spacing w:val="0"/>
+          <w:position w:val="0"/>
+          <w:sz w:val="28"/>
+          <w:shd w:fill="auto" w:val="clear"/>
+        </w:rPr>
+      </w:pPr>
+      <w:r>
+        <w:rPr>
+          <w:rFonts w:ascii="Calibri" w:hAnsi="Calibri" w:cs="Calibri" w:eastAsia="Calibri"/>
+          <w:color w:val="auto"/>
+          <w:spacing w:val="0"/>
+          <w:position w:val="0"/>
+          <w:sz w:val="28"/>
+          <w:shd w:fill="auto" w:val="clear"/>
+        </w:rPr>
+        <w:t xml:space="preserve">It keeps the application running even when an error occurs.</w:t>
+      </w:r>
+    </w:p>
+    <w:p>
+      <w:pPr>
+        <w:numPr>
+          <w:ilvl w:val="0"/>
+          <w:numId w:val="100"/>
+        </w:numPr>
+        <w:spacing w:before="0" w:after="200" w:line="276"/>
+        <w:ind w:right="0" w:left="1440" w:hanging="360"/>
+        <w:jc w:val="left"/>
+        <w:rPr>
+          <w:rFonts w:ascii="Calibri" w:hAnsi="Calibri" w:cs="Calibri" w:eastAsia="Calibri"/>
+          <w:color w:val="auto"/>
+          <w:spacing w:val="0"/>
+          <w:position w:val="0"/>
+          <w:sz w:val="28"/>
+          <w:shd w:fill="auto" w:val="clear"/>
+        </w:rPr>
+      </w:pPr>
+      <w:r>
+        <w:rPr>
+          <w:rFonts w:ascii="Calibri" w:hAnsi="Calibri" w:cs="Calibri" w:eastAsia="Calibri"/>
+          <w:color w:val="auto"/>
+          <w:spacing w:val="0"/>
+          <w:position w:val="0"/>
+          <w:sz w:val="28"/>
+          <w:shd w:fill="auto" w:val="clear"/>
+        </w:rPr>
+        <w:t xml:space="preserve">It makes debugging and fixing problems easier.</w:t>
+      </w:r>
+    </w:p>
+    <w:p>
+      <w:pPr>
+        <w:numPr>
+          <w:ilvl w:val="0"/>
+          <w:numId w:val="100"/>
+        </w:numPr>
+        <w:spacing w:before="0" w:after="200" w:line="276"/>
+        <w:ind w:right="0" w:left="1440" w:hanging="360"/>
+        <w:jc w:val="left"/>
+        <w:rPr>
+          <w:rFonts w:ascii="Calibri" w:hAnsi="Calibri" w:cs="Calibri" w:eastAsia="Calibri"/>
+          <w:color w:val="auto"/>
+          <w:spacing w:val="0"/>
+          <w:position w:val="0"/>
+          <w:sz w:val="28"/>
+          <w:shd w:fill="auto" w:val="clear"/>
+        </w:rPr>
+      </w:pPr>
+      <w:r>
+        <w:rPr>
+          <w:rFonts w:ascii="Calibri" w:hAnsi="Calibri" w:cs="Calibri" w:eastAsia="Calibri"/>
+          <w:color w:val="auto"/>
+          <w:spacing w:val="0"/>
+          <w:position w:val="0"/>
+          <w:sz w:val="28"/>
+          <w:shd w:fill="auto" w:val="clear"/>
+        </w:rPr>
+        <w:t xml:space="preserve">It improves the reliability and stability of applications.</w:t>
+      </w:r>
+    </w:p>
+    <w:p>
+      <w:pPr>
+        <w:numPr>
+          <w:ilvl w:val="0"/>
+          <w:numId w:val="100"/>
+        </w:numPr>
+        <w:spacing w:before="0" w:after="200" w:line="276"/>
+        <w:ind w:right="0" w:left="1440" w:hanging="360"/>
+        <w:jc w:val="left"/>
+        <w:rPr>
+          <w:rFonts w:ascii="Calibri" w:hAnsi="Calibri" w:cs="Calibri" w:eastAsia="Calibri"/>
+          <w:color w:val="auto"/>
+          <w:spacing w:val="0"/>
+          <w:position w:val="0"/>
+          <w:sz w:val="28"/>
+          <w:shd w:fill="auto" w:val="clear"/>
+        </w:rPr>
+      </w:pPr>
+      <w:r>
+        <w:rPr>
+          <w:rFonts w:ascii="Calibri" w:hAnsi="Calibri" w:cs="Calibri" w:eastAsia="Calibri"/>
+          <w:color w:val="auto"/>
+          <w:spacing w:val="0"/>
+          <w:position w:val="0"/>
+          <w:sz w:val="28"/>
+          <w:shd w:fill="auto" w:val="clear"/>
+        </w:rPr>
+        <w:t xml:space="preserve">Error handling is commonly done using:</w:t>
+      </w:r>
+    </w:p>
+    <w:p>
+      <w:pPr>
+        <w:spacing w:before="0" w:after="200" w:line="276"/>
+        <w:ind w:right="0" w:left="1440" w:firstLine="0"/>
+        <w:jc w:val="left"/>
+        <w:rPr>
+          <w:rFonts w:ascii="Calibri" w:hAnsi="Calibri" w:cs="Calibri" w:eastAsia="Calibri"/>
+          <w:color w:val="auto"/>
+          <w:spacing w:val="0"/>
+          <w:position w:val="0"/>
+          <w:sz w:val="28"/>
+          <w:shd w:fill="auto" w:val="clear"/>
+        </w:rPr>
+      </w:pPr>
+      <w:r>
+        <w:rPr>
+          <w:rFonts w:ascii="Calibri" w:hAnsi="Calibri" w:cs="Calibri" w:eastAsia="Calibri"/>
+          <w:color w:val="auto"/>
+          <w:spacing w:val="0"/>
+          <w:position w:val="0"/>
+          <w:sz w:val="28"/>
+          <w:shd w:fill="auto" w:val="clear"/>
+        </w:rPr>
+        <w:t xml:space="preserve">try</w:t>
+      </w:r>
+    </w:p>
+    <w:p>
+      <w:pPr>
+        <w:spacing w:before="0" w:after="200" w:line="276"/>
+        <w:ind w:right="0" w:left="1440" w:firstLine="0"/>
+        <w:jc w:val="left"/>
+        <w:rPr>
+          <w:rFonts w:ascii="Calibri" w:hAnsi="Calibri" w:cs="Calibri" w:eastAsia="Calibri"/>
+          <w:color w:val="auto"/>
+          <w:spacing w:val="0"/>
+          <w:position w:val="0"/>
+          <w:sz w:val="28"/>
+          <w:shd w:fill="auto" w:val="clear"/>
+        </w:rPr>
+      </w:pPr>
+      <w:r>
+        <w:rPr>
+          <w:rFonts w:ascii="Calibri" w:hAnsi="Calibri" w:cs="Calibri" w:eastAsia="Calibri"/>
+          <w:color w:val="auto"/>
+          <w:spacing w:val="0"/>
+          <w:position w:val="0"/>
+          <w:sz w:val="28"/>
+          <w:shd w:fill="auto" w:val="clear"/>
+        </w:rPr>
+        <w:t xml:space="preserve">catch</w:t>
+      </w:r>
+    </w:p>
+    <w:p>
+      <w:pPr>
+        <w:spacing w:before="0" w:after="200" w:line="276"/>
+        <w:ind w:right="0" w:left="1440" w:firstLine="0"/>
+        <w:jc w:val="left"/>
+        <w:rPr>
+          <w:rFonts w:ascii="Calibri" w:hAnsi="Calibri" w:cs="Calibri" w:eastAsia="Calibri"/>
+          <w:b/>
+          <w:color w:val="auto"/>
+          <w:spacing w:val="0"/>
+          <w:position w:val="0"/>
+          <w:sz w:val="28"/>
+          <w:shd w:fill="auto" w:val="clear"/>
+        </w:rPr>
+      </w:pPr>
+      <w:r>
+        <w:rPr>
+          <w:rFonts w:ascii="Calibri" w:hAnsi="Calibri" w:cs="Calibri" w:eastAsia="Calibri"/>
+          <w:color w:val="auto"/>
+          <w:spacing w:val="0"/>
+          <w:position w:val="0"/>
+          <w:sz w:val="28"/>
+          <w:shd w:fill="auto" w:val="clear"/>
+        </w:rPr>
+        <w:t xml:space="preserve">finally blocks.</w:t>
       </w:r>
     </w:p>
     <w:p>
@@ -13953,43 +16528,53 @@
       <w:lvlText w:val="%1."/>
     </w:lvl>
   </w:abstractNum>
+  <w:abstractNum w:abstractNumId="79">
+    <w:lvl w:ilvl="0">
+      <w:start w:val="1"/>
+      <w:numFmt w:val="decimal"/>
+      <w:lvlText w:val="%1."/>
+    </w:lvl>
+  </w:abstractNum>
   <w:num w:numId="5">
+    <w:abstractNumId w:val="79"/>
+  </w:num>
+  <w:num w:numId="7">
     <w:abstractNumId w:val="73"/>
   </w:num>
-  <w:num w:numId="7">
+  <w:num w:numId="9">
     <w:abstractNumId w:val="67"/>
   </w:num>
-  <w:num w:numId="9">
+  <w:num w:numId="23">
     <w:abstractNumId w:val="61"/>
   </w:num>
-  <w:num w:numId="23">
+  <w:num w:numId="29">
     <w:abstractNumId w:val="55"/>
   </w:num>
-  <w:num w:numId="29">
+  <w:num w:numId="32">
     <w:abstractNumId w:val="49"/>
   </w:num>
-  <w:num w:numId="32">
+  <w:num w:numId="36">
     <w:abstractNumId w:val="43"/>
   </w:num>
-  <w:num w:numId="36">
+  <w:num w:numId="46">
     <w:abstractNumId w:val="37"/>
   </w:num>
-  <w:num w:numId="46">
+  <w:num w:numId="53">
     <w:abstractNumId w:val="31"/>
   </w:num>
-  <w:num w:numId="53">
+  <w:num w:numId="57">
     <w:abstractNumId w:val="25"/>
   </w:num>
-  <w:num w:numId="57">
+  <w:num w:numId="69">
     <w:abstractNumId w:val="19"/>
   </w:num>
-  <w:num w:numId="69">
+  <w:num w:numId="73">
     <w:abstractNumId w:val="13"/>
   </w:num>
-  <w:num w:numId="73">
+  <w:num w:numId="83">
     <w:abstractNumId w:val="7"/>
   </w:num>
-  <w:num w:numId="83">
+  <w:num w:numId="100">
     <w:abstractNumId w:val="1"/>
   </w:num>
 </w:numbering>
